--- a/formatos/4.ACTA DE INICIO DE EJECUCIÓN DE PASANTÍA.docx
+++ b/formatos/4.ACTA DE INICIO DE EJECUCIÓN DE PASANTÍA.docx
@@ -1,6 +1,6 @@
 
 <file path=word/document.xml><?xml version="1.0" encoding="utf-8"?>
-<w:document xmlns:wpc="http://schemas.microsoft.com/office/word/2010/wordprocessingCanvas" xmlns:mc="http://schemas.openxmlformats.org/markup-compatibility/2006" xmlns:o="urn:schemas-microsoft-com:office:office" xmlns:r="http://schemas.openxmlformats.org/officeDocument/2006/relationships" xmlns:m="http://schemas.openxmlformats.org/officeDocument/2006/math" xmlns:v="urn:schemas-microsoft-com:vml" xmlns:wp14="http://schemas.microsoft.com/office/word/2010/wordprocessingDrawing" xmlns:wp="http://schemas.openxmlformats.org/drawingml/2006/wordprocessingDrawing" xmlns:w10="urn:schemas-microsoft-com:office:word" xmlns:w="http://schemas.openxmlformats.org/wordprocessingml/2006/main" xmlns:w14="http://schemas.microsoft.com/office/word/2010/wordml" xmlns:w15="http://schemas.microsoft.com/office/word/2012/wordml" xmlns:wpg="http://schemas.microsoft.com/office/word/2010/wordprocessingGroup" xmlns:wpi="http://schemas.microsoft.com/office/word/2010/wordprocessingInk" xmlns:wne="http://schemas.microsoft.com/office/word/2006/wordml" xmlns:wps="http://schemas.microsoft.com/office/word/2010/wordprocessingShape" mc:Ignorable="w14 w15 wp14">
+<w:document xmlns:wpc="http://schemas.microsoft.com/office/word/2010/wordprocessingCanvas" xmlns:cx="http://schemas.microsoft.com/office/drawing/2014/chartex" xmlns:mc="http://schemas.openxmlformats.org/markup-compatibility/2006" xmlns:o="urn:schemas-microsoft-com:office:office" xmlns:r="http://schemas.openxmlformats.org/officeDocument/2006/relationships" xmlns:m="http://schemas.openxmlformats.org/officeDocument/2006/math" xmlns:v="urn:schemas-microsoft-com:vml" xmlns:wp14="http://schemas.microsoft.com/office/word/2010/wordprocessingDrawing" xmlns:wp="http://schemas.openxmlformats.org/drawingml/2006/wordprocessingDrawing" xmlns:w10="urn:schemas-microsoft-com:office:word" xmlns:w="http://schemas.openxmlformats.org/wordprocessingml/2006/main" xmlns:w14="http://schemas.microsoft.com/office/word/2010/wordml" xmlns:w15="http://schemas.microsoft.com/office/word/2012/wordml" xmlns:w16se="http://schemas.microsoft.com/office/word/2015/wordml/symex" xmlns:wpg="http://schemas.microsoft.com/office/word/2010/wordprocessingGroup" xmlns:wpi="http://schemas.microsoft.com/office/word/2010/wordprocessingInk" xmlns:wne="http://schemas.microsoft.com/office/word/2006/wordml" xmlns:wps="http://schemas.microsoft.com/office/word/2010/wordprocessingShape" mc:Ignorable="w14 w15 w16se wp14">
   <w:body>
     <w:p>
       <w:pPr>
@@ -16,7 +16,7 @@
       <w:r>
         <w:rPr>
           <w:noProof/>
-          <w:lang w:val="es-VE" w:eastAsia="es-VE"/>
+          <w:lang w:val="es-ES" w:eastAsia="es-ES"/>
         </w:rPr>
         <mc:AlternateContent>
           <mc:Choice Requires="wps">
@@ -254,7 +254,7 @@
           <w:noProof/>
           <w:sz w:val="28"/>
           <w:szCs w:val="28"/>
-          <w:lang w:val="es-VE" w:eastAsia="es-VE"/>
+          <w:lang w:val="es-ES" w:eastAsia="es-ES"/>
         </w:rPr>
         <w:drawing>
           <wp:anchor distT="0" distB="0" distL="114300" distR="114300" simplePos="0" relativeHeight="251661311" behindDoc="1" locked="0" layoutInCell="1" allowOverlap="1" wp14:anchorId="78F4A387" wp14:editId="5C327504">
@@ -330,7 +330,7 @@
       <w:r>
         <w:rPr>
           <w:noProof/>
-          <w:lang w:val="es-VE" w:eastAsia="es-VE"/>
+          <w:lang w:val="es-ES" w:eastAsia="es-ES"/>
         </w:rPr>
         <mc:AlternateContent>
           <mc:Choice Requires="wps">
@@ -764,7 +764,63 @@
           <w:rFonts w:ascii="Arial" w:hAnsi="Arial" w:cs="Arial"/>
           <w:b/>
         </w:rPr>
-        <w:t>NOMBRES Y APELLIDOS COMPLETOS DEL PASANTE</w:t>
+        <w:t xml:space="preserve">{{ estudiante.primer_nombre | </w:t>
+      </w:r>
+      <w:r>
+        <w:rPr>
+          <w:rFonts w:ascii="Arial" w:hAnsi="Arial" w:cs="Arial"/>
+          <w:b/>
+        </w:rPr>
+        <w:t>upper</w:t>
+      </w:r>
+      <w:r>
+        <w:rPr>
+          <w:rFonts w:ascii="Arial" w:hAnsi="Arial" w:cs="Arial"/>
+          <w:b/>
+        </w:rPr>
+        <w:t xml:space="preserve"> }} {{ estudiante.segundo_nombre | default("") | </w:t>
+      </w:r>
+      <w:r>
+        <w:rPr>
+          <w:rFonts w:ascii="Arial" w:hAnsi="Arial" w:cs="Arial"/>
+          <w:b/>
+        </w:rPr>
+        <w:t>upper</w:t>
+      </w:r>
+      <w:r>
+        <w:rPr>
+          <w:rFonts w:ascii="Arial" w:hAnsi="Arial" w:cs="Arial"/>
+          <w:b/>
+        </w:rPr>
+        <w:t xml:space="preserve"> }} {{ estudiante.primer_apellido | </w:t>
+      </w:r>
+      <w:r>
+        <w:rPr>
+          <w:rFonts w:ascii="Arial" w:hAnsi="Arial" w:cs="Arial"/>
+          <w:b/>
+        </w:rPr>
+        <w:t>upper</w:t>
+      </w:r>
+      <w:r>
+        <w:rPr>
+          <w:rFonts w:ascii="Arial" w:hAnsi="Arial" w:cs="Arial"/>
+          <w:b/>
+        </w:rPr>
+        <w:t xml:space="preserve"> }} {{ estudiante.segundo_nombre | default("") | </w:t>
+      </w:r>
+      <w:r>
+        <w:rPr>
+          <w:rFonts w:ascii="Arial" w:hAnsi="Arial" w:cs="Arial"/>
+          <w:b/>
+        </w:rPr>
+        <w:t>upper</w:t>
+      </w:r>
+      <w:r>
+        <w:rPr>
+          <w:rFonts w:ascii="Arial" w:hAnsi="Arial" w:cs="Arial"/>
+          <w:b/>
+        </w:rPr>
+        <w:t xml:space="preserve"> }}</w:t>
       </w:r>
       <w:r>
         <w:rPr>
@@ -911,7 +967,35 @@
           <w:rFonts w:ascii="Arial" w:hAnsi="Arial" w:cs="Arial"/>
           <w:b/>
         </w:rPr>
-        <w:t>NOMBRE COMPLETO DE LA EMPRESA O INSTITUCIÓN</w:t>
+        <w:t>{{ empresa.razon_social</w:t>
+      </w:r>
+      <w:r>
+        <w:rPr>
+          <w:rFonts w:ascii="Arial" w:hAnsi="Arial" w:cs="Arial"/>
+          <w:b/>
+        </w:rPr>
+        <w:t xml:space="preserve"> </w:t>
+      </w:r>
+      <w:r>
+        <w:rPr>
+          <w:rFonts w:ascii="Arial" w:hAnsi="Arial" w:cs="Arial"/>
+          <w:b/>
+        </w:rPr>
+        <w:t xml:space="preserve"> |</w:t>
+      </w:r>
+      <w:r>
+        <w:rPr>
+          <w:rFonts w:ascii="Arial" w:hAnsi="Arial" w:cs="Arial"/>
+          <w:b/>
+        </w:rPr>
+        <w:t xml:space="preserve"> </w:t>
+      </w:r>
+      <w:r>
+        <w:rPr>
+          <w:rFonts w:ascii="Arial" w:hAnsi="Arial" w:cs="Arial"/>
+          <w:b/>
+        </w:rPr>
+        <w:t xml:space="preserve"> upper }}</w:t>
       </w:r>
       <w:r>
         <w:rPr>
@@ -939,7 +1023,21 @@
           <w:rFonts w:ascii="Arial" w:hAnsi="Arial" w:cs="Arial"/>
           <w:spacing w:val="8"/>
         </w:rPr>
-        <w:t>___________</w:t>
+        <w:t xml:space="preserve">{{ </w:t>
+      </w:r>
+      <w:r>
+        <w:rPr>
+          <w:rFonts w:ascii="Arial" w:hAnsi="Arial" w:cs="Arial"/>
+          <w:spacing w:val="8"/>
+        </w:rPr>
+        <w:t xml:space="preserve">lapso_academico </w:t>
+      </w:r>
+      <w:r>
+        <w:rPr>
+          <w:rFonts w:ascii="Arial" w:hAnsi="Arial" w:cs="Arial"/>
+          <w:spacing w:val="8"/>
+        </w:rPr>
+        <w:t>}}</w:t>
       </w:r>
       <w:r>
         <w:rPr>
@@ -974,7 +1072,30 @@
           <w:rFonts w:ascii="Arial" w:hAnsi="Arial" w:cs="Arial"/>
           <w:spacing w:val="8"/>
         </w:rPr>
-        <w:t xml:space="preserve"> ______________</w:t>
+        <w:t xml:space="preserve"> </w:t>
+      </w:r>
+      <w:r>
+        <w:rPr>
+          <w:rFonts w:ascii="Arial" w:hAnsi="Arial" w:cs="Arial"/>
+          <w:spacing w:val="8"/>
+        </w:rPr>
+        <w:t>{{ final</w:t>
+      </w:r>
+      <w:r>
+        <w:rPr>
+          <w:rFonts w:ascii="Arial" w:hAnsi="Arial" w:cs="Arial"/>
+          <w:spacing w:val="8"/>
+        </w:rPr>
+        <w:t>g</w:t>
+      </w:r>
+      <w:bookmarkStart w:id="0" w:name="_GoBack"/>
+      <w:bookmarkEnd w:id="0"/>
+      <w:r>
+        <w:rPr>
+          <w:rFonts w:ascii="Arial" w:hAnsi="Arial" w:cs="Arial"/>
+          <w:spacing w:val="8"/>
+        </w:rPr>
+        <w:t xml:space="preserve"> }}</w:t>
       </w:r>
       <w:r>
         <w:rPr>
@@ -1002,26 +1123,11 @@
           <w:rFonts w:ascii="Arial" w:hAnsi="Arial" w:cs="Arial"/>
           <w:spacing w:val="8"/>
         </w:rPr>
-        <w:t>al__________</w:t>
-      </w:r>
-      <w:r>
-        <w:rPr>
-          <w:rFonts w:ascii="Arial" w:hAnsi="Arial" w:cs="Arial"/>
-          <w:spacing w:val="8"/>
-        </w:rPr>
-        <w:t>_____</w:t>
-      </w:r>
-      <w:r>
-        <w:rPr>
-          <w:rFonts w:ascii="Arial" w:hAnsi="Arial" w:cs="Arial"/>
-          <w:spacing w:val="8"/>
-        </w:rPr>
-        <w:t>_____</w:t>
-      </w:r>
-      <w:r>
-        <w:rPr>
-          <w:rFonts w:ascii="Arial" w:hAnsi="Arial" w:cs="Arial"/>
-          <w:b/>
+        <w:t>al</w:t>
+      </w:r>
+      <w:r>
+        <w:rPr>
+          <w:rFonts w:ascii="Arial" w:hAnsi="Arial" w:cs="Arial"/>
           <w:spacing w:val="8"/>
         </w:rPr>
         <w:t xml:space="preserve"> </w:t>
@@ -1031,6 +1137,21 @@
           <w:rFonts w:ascii="Arial" w:hAnsi="Arial" w:cs="Arial"/>
           <w:spacing w:val="8"/>
         </w:rPr>
+        <w:t>{{ tutor_empresarial.primer_nombre | capitalize }} {{ tutor_empresarial.segundo_nombre | default(“”) | capitalize }} {{ tutor_empresarial.primer_apellido | capitalize }} {{ tutor_empresarial.segundo_apellido  | default(“”) | capitalize }}</w:t>
+      </w:r>
+      <w:r>
+        <w:rPr>
+          <w:rFonts w:ascii="Arial" w:hAnsi="Arial" w:cs="Arial"/>
+          <w:b/>
+          <w:spacing w:val="8"/>
+        </w:rPr>
+        <w:t xml:space="preserve"> </w:t>
+      </w:r>
+      <w:r>
+        <w:rPr>
+          <w:rFonts w:ascii="Arial" w:hAnsi="Arial" w:cs="Arial"/>
+          <w:spacing w:val="8"/>
+        </w:rPr>
         <w:t>y</w:t>
       </w:r>
       <w:r>
@@ -1064,9 +1185,149 @@
       <w:r>
         <w:rPr>
           <w:rFonts w:ascii="Arial" w:hAnsi="Arial" w:cs="Arial"/>
-          <w:spacing w:val="8"/>
-        </w:rPr>
-        <w:t>_______________________</w:t>
+          <w:u w:val="single"/>
+        </w:rPr>
+        <w:t xml:space="preserve">{{ </w:t>
+      </w:r>
+      <w:r>
+        <w:rPr>
+          <w:rFonts w:ascii="Arial" w:hAnsi="Arial" w:cs="Arial"/>
+          <w:u w:val="single"/>
+        </w:rPr>
+        <w:t>tutor_academico</w:t>
+      </w:r>
+      <w:r>
+        <w:rPr>
+          <w:rFonts w:ascii="Arial" w:hAnsi="Arial" w:cs="Arial"/>
+          <w:u w:val="single"/>
+        </w:rPr>
+        <w:t xml:space="preserve">.primer_nombre </w:t>
+      </w:r>
+      <w:r>
+        <w:rPr>
+          <w:rFonts w:ascii="Arial" w:hAnsi="Arial" w:cs="Arial"/>
+          <w:u w:val="single"/>
+        </w:rPr>
+        <w:t xml:space="preserve">| capitalize </w:t>
+      </w:r>
+      <w:r>
+        <w:rPr>
+          <w:rFonts w:ascii="Arial" w:hAnsi="Arial" w:cs="Arial"/>
+          <w:u w:val="single"/>
+        </w:rPr>
+        <w:t xml:space="preserve">}} {{ </w:t>
+      </w:r>
+      <w:r>
+        <w:rPr>
+          <w:rFonts w:ascii="Arial" w:hAnsi="Arial" w:cs="Arial"/>
+          <w:u w:val="single"/>
+        </w:rPr>
+        <w:t>tutor_academico</w:t>
+      </w:r>
+      <w:r>
+        <w:rPr>
+          <w:rFonts w:ascii="Arial" w:hAnsi="Arial" w:cs="Arial"/>
+          <w:u w:val="single"/>
+        </w:rPr>
+        <w:t>.segundo_nombre</w:t>
+      </w:r>
+      <w:r>
+        <w:rPr>
+          <w:rFonts w:ascii="Arial" w:hAnsi="Arial" w:cs="Arial"/>
+          <w:u w:val="single"/>
+        </w:rPr>
+        <w:t xml:space="preserve"> | default(“”)</w:t>
+      </w:r>
+      <w:r>
+        <w:rPr>
+          <w:rFonts w:ascii="Arial" w:hAnsi="Arial" w:cs="Arial"/>
+          <w:u w:val="single"/>
+        </w:rPr>
+        <w:t xml:space="preserve"> </w:t>
+      </w:r>
+      <w:r>
+        <w:rPr>
+          <w:rFonts w:ascii="Arial" w:hAnsi="Arial" w:cs="Arial"/>
+          <w:u w:val="single"/>
+        </w:rPr>
+        <w:t xml:space="preserve">| capitalize </w:t>
+      </w:r>
+      <w:r>
+        <w:rPr>
+          <w:rFonts w:ascii="Arial" w:hAnsi="Arial" w:cs="Arial"/>
+          <w:u w:val="single"/>
+        </w:rPr>
+        <w:t xml:space="preserve">}} {{ </w:t>
+      </w:r>
+      <w:r>
+        <w:rPr>
+          <w:rFonts w:ascii="Arial" w:hAnsi="Arial" w:cs="Arial"/>
+          <w:u w:val="single"/>
+        </w:rPr>
+        <w:t>tutor_academico</w:t>
+      </w:r>
+      <w:r>
+        <w:rPr>
+          <w:rFonts w:ascii="Arial" w:hAnsi="Arial" w:cs="Arial"/>
+          <w:u w:val="single"/>
+        </w:rPr>
+        <w:t xml:space="preserve">.primer_apellido </w:t>
+      </w:r>
+      <w:r>
+        <w:rPr>
+          <w:rFonts w:ascii="Arial" w:hAnsi="Arial" w:cs="Arial"/>
+          <w:u w:val="single"/>
+        </w:rPr>
+        <w:t xml:space="preserve">| capitalize </w:t>
+      </w:r>
+      <w:r>
+        <w:rPr>
+          <w:rFonts w:ascii="Arial" w:hAnsi="Arial" w:cs="Arial"/>
+          <w:u w:val="single"/>
+        </w:rPr>
+        <w:t xml:space="preserve">}} {{ </w:t>
+      </w:r>
+      <w:r>
+        <w:rPr>
+          <w:rFonts w:ascii="Arial" w:hAnsi="Arial" w:cs="Arial"/>
+          <w:u w:val="single"/>
+        </w:rPr>
+        <w:t>tutor_academico</w:t>
+      </w:r>
+      <w:r>
+        <w:rPr>
+          <w:rFonts w:ascii="Arial" w:hAnsi="Arial" w:cs="Arial"/>
+          <w:u w:val="single"/>
+        </w:rPr>
+        <w:t xml:space="preserve">.segundo_apellido </w:t>
+      </w:r>
+      <w:r>
+        <w:rPr>
+          <w:rFonts w:ascii="Arial" w:hAnsi="Arial" w:cs="Arial"/>
+          <w:u w:val="single"/>
+        </w:rPr>
+        <w:t xml:space="preserve"> | default(“”)</w:t>
+      </w:r>
+      <w:r>
+        <w:rPr>
+          <w:rFonts w:ascii="Arial" w:hAnsi="Arial" w:cs="Arial"/>
+          <w:u w:val="single"/>
+        </w:rPr>
+        <w:t xml:space="preserve"> </w:t>
+      </w:r>
+      <w:r>
+        <w:rPr>
+          <w:rFonts w:ascii="Arial" w:hAnsi="Arial" w:cs="Arial"/>
+          <w:u w:val="single"/>
+        </w:rPr>
+        <w:t xml:space="preserve">| capitalize </w:t>
+      </w:r>
+      <w:r>
+        <w:rPr>
+          <w:rFonts w:ascii="Arial" w:hAnsi="Arial" w:cs="Arial"/>
+          <w:u w:val="single"/>
+        </w:rPr>
+        <w:t>}}</w:t>
       </w:r>
       <w:r>
         <w:rPr>
@@ -1196,8 +1457,6 @@
         </w:rPr>
         <w:t xml:space="preserve">                      </w:t>
       </w:r>
-      <w:bookmarkStart w:id="0" w:name="_GoBack"/>
-      <w:bookmarkEnd w:id="0"/>
       <w:r>
         <w:rPr>
           <w:rFonts w:ascii="Arial" w:hAnsi="Arial" w:cs="Arial"/>
@@ -1344,7 +1603,7 @@
           <w:rFonts w:ascii="Arial" w:hAnsi="Arial" w:cs="Arial"/>
           <w:b/>
           <w:noProof/>
-          <w:lang w:val="es-VE" w:eastAsia="es-VE"/>
+          <w:lang w:val="es-ES" w:eastAsia="es-ES"/>
         </w:rPr>
         <mc:AlternateContent>
           <mc:Choice Requires="wps">
@@ -1484,7 +1743,7 @@
           <w:rFonts w:ascii="Arial" w:hAnsi="Arial" w:cs="Arial"/>
           <w:b/>
           <w:noProof/>
-          <w:lang w:val="es-VE" w:eastAsia="es-VE"/>
+          <w:lang w:val="es-ES" w:eastAsia="es-ES"/>
         </w:rPr>
         <mc:AlternateContent>
           <mc:Choice Requires="wps">
@@ -1576,7 +1835,7 @@
 </file>
 
 <file path=word/endnotes.xml><?xml version="1.0" encoding="utf-8"?>
-<w:endnotes xmlns:wpc="http://schemas.microsoft.com/office/word/2010/wordprocessingCanvas" xmlns:mc="http://schemas.openxmlformats.org/markup-compatibility/2006" xmlns:o="urn:schemas-microsoft-com:office:office" xmlns:r="http://schemas.openxmlformats.org/officeDocument/2006/relationships" xmlns:m="http://schemas.openxmlformats.org/officeDocument/2006/math" xmlns:v="urn:schemas-microsoft-com:vml" xmlns:wp14="http://schemas.microsoft.com/office/word/2010/wordprocessingDrawing" xmlns:wp="http://schemas.openxmlformats.org/drawingml/2006/wordprocessingDrawing" xmlns:w10="urn:schemas-microsoft-com:office:word" xmlns:w="http://schemas.openxmlformats.org/wordprocessingml/2006/main" xmlns:w14="http://schemas.microsoft.com/office/word/2010/wordml" xmlns:w15="http://schemas.microsoft.com/office/word/2012/wordml" xmlns:wpg="http://schemas.microsoft.com/office/word/2010/wordprocessingGroup" xmlns:wpi="http://schemas.microsoft.com/office/word/2010/wordprocessingInk" xmlns:wne="http://schemas.microsoft.com/office/word/2006/wordml" xmlns:wps="http://schemas.microsoft.com/office/word/2010/wordprocessingShape" mc:Ignorable="w14 w15 wp14">
+<w:endnotes xmlns:wpc="http://schemas.microsoft.com/office/word/2010/wordprocessingCanvas" xmlns:cx="http://schemas.microsoft.com/office/drawing/2014/chartex" xmlns:mc="http://schemas.openxmlformats.org/markup-compatibility/2006" xmlns:o="urn:schemas-microsoft-com:office:office" xmlns:r="http://schemas.openxmlformats.org/officeDocument/2006/relationships" xmlns:m="http://schemas.openxmlformats.org/officeDocument/2006/math" xmlns:v="urn:schemas-microsoft-com:vml" xmlns:wp14="http://schemas.microsoft.com/office/word/2010/wordprocessingDrawing" xmlns:wp="http://schemas.openxmlformats.org/drawingml/2006/wordprocessingDrawing" xmlns:w10="urn:schemas-microsoft-com:office:word" xmlns:w="http://schemas.openxmlformats.org/wordprocessingml/2006/main" xmlns:w14="http://schemas.microsoft.com/office/word/2010/wordml" xmlns:w15="http://schemas.microsoft.com/office/word/2012/wordml" xmlns:w16se="http://schemas.microsoft.com/office/word/2015/wordml/symex" xmlns:wpg="http://schemas.microsoft.com/office/word/2010/wordprocessingGroup" xmlns:wpi="http://schemas.microsoft.com/office/word/2010/wordprocessingInk" xmlns:wne="http://schemas.microsoft.com/office/word/2006/wordml" xmlns:wps="http://schemas.microsoft.com/office/word/2010/wordprocessingShape" mc:Ignorable="w14 w15 w16se wp14">
   <w:endnote w:type="separator" w:id="-1">
     <w:p>
       <w:r>
@@ -1595,7 +1854,7 @@
 </file>
 
 <file path=word/footnotes.xml><?xml version="1.0" encoding="utf-8"?>
-<w:footnotes xmlns:wpc="http://schemas.microsoft.com/office/word/2010/wordprocessingCanvas" xmlns:mc="http://schemas.openxmlformats.org/markup-compatibility/2006" xmlns:o="urn:schemas-microsoft-com:office:office" xmlns:r="http://schemas.openxmlformats.org/officeDocument/2006/relationships" xmlns:m="http://schemas.openxmlformats.org/officeDocument/2006/math" xmlns:v="urn:schemas-microsoft-com:vml" xmlns:wp14="http://schemas.microsoft.com/office/word/2010/wordprocessingDrawing" xmlns:wp="http://schemas.openxmlformats.org/drawingml/2006/wordprocessingDrawing" xmlns:w10="urn:schemas-microsoft-com:office:word" xmlns:w="http://schemas.openxmlformats.org/wordprocessingml/2006/main" xmlns:w14="http://schemas.microsoft.com/office/word/2010/wordml" xmlns:w15="http://schemas.microsoft.com/office/word/2012/wordml" xmlns:wpg="http://schemas.microsoft.com/office/word/2010/wordprocessingGroup" xmlns:wpi="http://schemas.microsoft.com/office/word/2010/wordprocessingInk" xmlns:wne="http://schemas.microsoft.com/office/word/2006/wordml" xmlns:wps="http://schemas.microsoft.com/office/word/2010/wordprocessingShape" mc:Ignorable="w14 w15 wp14">
+<w:footnotes xmlns:wpc="http://schemas.microsoft.com/office/word/2010/wordprocessingCanvas" xmlns:cx="http://schemas.microsoft.com/office/drawing/2014/chartex" xmlns:mc="http://schemas.openxmlformats.org/markup-compatibility/2006" xmlns:o="urn:schemas-microsoft-com:office:office" xmlns:r="http://schemas.openxmlformats.org/officeDocument/2006/relationships" xmlns:m="http://schemas.openxmlformats.org/officeDocument/2006/math" xmlns:v="urn:schemas-microsoft-com:vml" xmlns:wp14="http://schemas.microsoft.com/office/word/2010/wordprocessingDrawing" xmlns:wp="http://schemas.openxmlformats.org/drawingml/2006/wordprocessingDrawing" xmlns:w10="urn:schemas-microsoft-com:office:word" xmlns:w="http://schemas.openxmlformats.org/wordprocessingml/2006/main" xmlns:w14="http://schemas.microsoft.com/office/word/2010/wordml" xmlns:w15="http://schemas.microsoft.com/office/word/2012/wordml" xmlns:w16se="http://schemas.microsoft.com/office/word/2015/wordml/symex" xmlns:wpg="http://schemas.microsoft.com/office/word/2010/wordprocessingGroup" xmlns:wpi="http://schemas.microsoft.com/office/word/2010/wordprocessingInk" xmlns:wne="http://schemas.microsoft.com/office/word/2006/wordml" xmlns:wps="http://schemas.microsoft.com/office/word/2010/wordprocessingShape" mc:Ignorable="w14 w15 w16se wp14">
   <w:footnote w:type="separator" w:id="-1">
     <w:p>
       <w:r>
@@ -1614,7 +1873,7 @@
 </file>
 
 <file path=word/styles.xml><?xml version="1.0" encoding="utf-8"?>
-<w:styles xmlns:mc="http://schemas.openxmlformats.org/markup-compatibility/2006" xmlns:r="http://schemas.openxmlformats.org/officeDocument/2006/relationships" xmlns:w="http://schemas.openxmlformats.org/wordprocessingml/2006/main" xmlns:w14="http://schemas.microsoft.com/office/word/2010/wordml" xmlns:w15="http://schemas.microsoft.com/office/word/2012/wordml" mc:Ignorable="w14 w15">
+<w:styles xmlns:mc="http://schemas.openxmlformats.org/markup-compatibility/2006" xmlns:r="http://schemas.openxmlformats.org/officeDocument/2006/relationships" xmlns:w="http://schemas.openxmlformats.org/wordprocessingml/2006/main" xmlns:w14="http://schemas.microsoft.com/office/word/2010/wordml" xmlns:w15="http://schemas.microsoft.com/office/word/2012/wordml" xmlns:w16se="http://schemas.microsoft.com/office/word/2015/wordml/symex" mc:Ignorable="w14 w15 w16se">
   <w:docDefaults>
     <w:rPrDefault>
       <w:rPr>
@@ -2381,7 +2640,7 @@
 </file>
 
 <file path=customXml/itemProps1.xml><?xml version="1.0" encoding="utf-8"?>
-<ds:datastoreItem xmlns:ds="http://schemas.openxmlformats.org/officeDocument/2006/customXml" ds:itemID="{6B13C01E-DF4C-4B1F-924B-F09D817EC8F0}">
+<ds:datastoreItem xmlns:ds="http://schemas.openxmlformats.org/officeDocument/2006/customXml" ds:itemID="{9D6DD6A4-19A3-4180-8C37-EF6C83D7D1F7}">
   <ds:schemaRefs>
     <ds:schemaRef ds:uri="http://schemas.openxmlformats.org/officeDocument/2006/bibliography"/>
   </ds:schemaRefs>

--- a/formatos/4.ACTA DE INICIO DE EJECUCIÓN DE PASANTÍA.docx
+++ b/formatos/4.ACTA DE INICIO DE EJECUCIÓN DE PASANTÍA.docx
@@ -1,6 +1,6 @@
 
 <file path=word/document.xml><?xml version="1.0" encoding="utf-8"?>
-<w:document xmlns:wpc="http://schemas.microsoft.com/office/word/2010/wordprocessingCanvas" xmlns:cx="http://schemas.microsoft.com/office/drawing/2014/chartex" xmlns:mc="http://schemas.openxmlformats.org/markup-compatibility/2006" xmlns:o="urn:schemas-microsoft-com:office:office" xmlns:r="http://schemas.openxmlformats.org/officeDocument/2006/relationships" xmlns:m="http://schemas.openxmlformats.org/officeDocument/2006/math" xmlns:v="urn:schemas-microsoft-com:vml" xmlns:wp14="http://schemas.microsoft.com/office/word/2010/wordprocessingDrawing" xmlns:wp="http://schemas.openxmlformats.org/drawingml/2006/wordprocessingDrawing" xmlns:w10="urn:schemas-microsoft-com:office:word" xmlns:w="http://schemas.openxmlformats.org/wordprocessingml/2006/main" xmlns:w14="http://schemas.microsoft.com/office/word/2010/wordml" xmlns:w15="http://schemas.microsoft.com/office/word/2012/wordml" xmlns:w16se="http://schemas.microsoft.com/office/word/2015/wordml/symex" xmlns:wpg="http://schemas.microsoft.com/office/word/2010/wordprocessingGroup" xmlns:wpi="http://schemas.microsoft.com/office/word/2010/wordprocessingInk" xmlns:wne="http://schemas.microsoft.com/office/word/2006/wordml" xmlns:wps="http://schemas.microsoft.com/office/word/2010/wordprocessingShape" mc:Ignorable="w14 w15 w16se wp14">
+<w:document xmlns:wpc="http://schemas.microsoft.com/office/word/2010/wordprocessingCanvas" xmlns:cx="http://schemas.microsoft.com/office/drawing/2014/chartex" xmlns:cx1="http://schemas.microsoft.com/office/drawing/2015/9/8/chartex" xmlns:cx2="http://schemas.microsoft.com/office/drawing/2015/10/21/chartex" xmlns:cx3="http://schemas.microsoft.com/office/drawing/2016/5/9/chartex" xmlns:cx4="http://schemas.microsoft.com/office/drawing/2016/5/10/chartex" xmlns:cx5="http://schemas.microsoft.com/office/drawing/2016/5/11/chartex" xmlns:cx6="http://schemas.microsoft.com/office/drawing/2016/5/12/chartex" xmlns:cx7="http://schemas.microsoft.com/office/drawing/2016/5/13/chartex" xmlns:cx8="http://schemas.microsoft.com/office/drawing/2016/5/14/chartex" xmlns:mc="http://schemas.openxmlformats.org/markup-compatibility/2006" xmlns:aink="http://schemas.microsoft.com/office/drawing/2016/ink" xmlns:am3d="http://schemas.microsoft.com/office/drawing/2017/model3d" xmlns:o="urn:schemas-microsoft-com:office:office" xmlns:r="http://schemas.openxmlformats.org/officeDocument/2006/relationships" xmlns:m="http://schemas.openxmlformats.org/officeDocument/2006/math" xmlns:v="urn:schemas-microsoft-com:vml" xmlns:wp14="http://schemas.microsoft.com/office/word/2010/wordprocessingDrawing" xmlns:wp="http://schemas.openxmlformats.org/drawingml/2006/wordprocessingDrawing" xmlns:w10="urn:schemas-microsoft-com:office:word" xmlns:w="http://schemas.openxmlformats.org/wordprocessingml/2006/main" xmlns:w14="http://schemas.microsoft.com/office/word/2010/wordml" xmlns:w15="http://schemas.microsoft.com/office/word/2012/wordml" xmlns:w16cex="http://schemas.microsoft.com/office/word/2018/wordml/cex" xmlns:w16cid="http://schemas.microsoft.com/office/word/2016/wordml/cid" xmlns:w16="http://schemas.microsoft.com/office/word/2018/wordml" xmlns:w16sdtdh="http://schemas.microsoft.com/office/word/2020/wordml/sdtdatahash" xmlns:w16se="http://schemas.microsoft.com/office/word/2015/wordml/symex" xmlns:wpg="http://schemas.microsoft.com/office/word/2010/wordprocessingGroup" xmlns:wpi="http://schemas.microsoft.com/office/word/2010/wordprocessingInk" xmlns:wne="http://schemas.microsoft.com/office/word/2006/wordml" xmlns:wps="http://schemas.microsoft.com/office/word/2010/wordprocessingShape" mc:Ignorable="w14 w15 w16se w16cid w16 w16cex w16sdtdh wp14">
   <w:body>
     <w:p>
       <w:pPr>
@@ -21,7 +21,7 @@
         <mc:AlternateContent>
           <mc:Choice Requires="wps">
             <w:drawing>
-              <wp:anchor distT="0" distB="0" distL="114300" distR="114300" simplePos="0" relativeHeight="251666432" behindDoc="0" locked="0" layoutInCell="1" allowOverlap="1" wp14:anchorId="46C46675" wp14:editId="779B7A39">
+              <wp:anchor distT="0" distB="0" distL="114300" distR="114300" simplePos="0" relativeHeight="251666432" behindDoc="0" locked="0" layoutInCell="1" allowOverlap="1" wp14:anchorId="2A9C0302" wp14:editId="3E2C267D">
                 <wp:simplePos x="0" y="0"/>
                 <wp:positionH relativeFrom="column">
                   <wp:posOffset>-371475</wp:posOffset>
@@ -152,7 +152,7 @@
           </mc:Choice>
           <mc:Fallback>
             <w:pict>
-              <v:shapetype w14:anchorId="46C46675" id="_x0000_t202" coordsize="21600,21600" o:spt="202" path="m,l,21600r21600,l21600,xe">
+              <v:shapetype w14:anchorId="2A9C0302" id="_x0000_t202" coordsize="21600,21600" o:spt="202" path="m,l,21600r21600,l21600,xe">
                 <v:stroke joinstyle="miter"/>
                 <v:path gradientshapeok="t" o:connecttype="rect"/>
               </v:shapetype>
@@ -257,7 +257,7 @@
           <w:lang w:val="es-ES" w:eastAsia="es-ES"/>
         </w:rPr>
         <w:drawing>
-          <wp:anchor distT="0" distB="0" distL="114300" distR="114300" simplePos="0" relativeHeight="251661311" behindDoc="1" locked="0" layoutInCell="1" allowOverlap="1" wp14:anchorId="78F4A387" wp14:editId="5C327504">
+          <wp:anchor distT="0" distB="0" distL="114300" distR="114300" simplePos="0" relativeHeight="251661311" behindDoc="1" locked="0" layoutInCell="1" allowOverlap="1" wp14:anchorId="3ECD5D2E" wp14:editId="677C8A65">
             <wp:simplePos x="0" y="0"/>
             <wp:positionH relativeFrom="leftMargin">
               <wp:posOffset>47625</wp:posOffset>
@@ -335,7 +335,7 @@
         <mc:AlternateContent>
           <mc:Choice Requires="wps">
             <w:drawing>
-              <wp:anchor distT="0" distB="0" distL="114300" distR="114300" simplePos="0" relativeHeight="251662336" behindDoc="0" locked="0" layoutInCell="1" allowOverlap="1" wp14:anchorId="2AFD2115" wp14:editId="4BEAF234">
+              <wp:anchor distT="0" distB="0" distL="114300" distR="114300" simplePos="0" relativeHeight="251662336" behindDoc="0" locked="0" layoutInCell="1" allowOverlap="1" wp14:anchorId="2FD638FB" wp14:editId="4854CB6D">
                 <wp:simplePos x="0" y="0"/>
                 <wp:positionH relativeFrom="column">
                   <wp:posOffset>-228600</wp:posOffset>
@@ -440,7 +440,7 @@
           </mc:Choice>
           <mc:Fallback>
             <w:pict>
-              <v:shape w14:anchorId="2AFD2115" id="Text Box 128" o:spid="_x0000_s1027" type="#_x0000_t202" style="position:absolute;left:0;text-align:left;margin-left:-18pt;margin-top:729pt;width:522pt;height:27pt;z-index:251662336;visibility:visible;mso-wrap-style:square;mso-width-percent:0;mso-height-percent:0;mso-wrap-distance-left:9pt;mso-wrap-distance-top:0;mso-wrap-distance-right:9pt;mso-wrap-distance-bottom:0;mso-position-horizontal:absolute;mso-position-horizontal-relative:text;mso-position-vertical:absolute;mso-position-vertical-relative:text;mso-width-percent:0;mso-height-percent:0;mso-width-relative:page;mso-height-relative:page;v-text-anchor:top" o:gfxdata="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" stroked="f">
+              <v:shape w14:anchorId="2FD638FB" id="Text Box 128" o:spid="_x0000_s1027" type="#_x0000_t202" style="position:absolute;left:0;text-align:left;margin-left:-18pt;margin-top:729pt;width:522pt;height:27pt;z-index:251662336;visibility:visible;mso-wrap-style:square;mso-width-percent:0;mso-height-percent:0;mso-wrap-distance-left:9pt;mso-wrap-distance-top:0;mso-wrap-distance-right:9pt;mso-wrap-distance-bottom:0;mso-position-horizontal:absolute;mso-position-horizontal-relative:text;mso-position-vertical:absolute;mso-position-vertical-relative:text;mso-width-percent:0;mso-height-percent:0;mso-width-relative:page;mso-height-relative:page;v-text-anchor:top" o:gfxdata="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" stroked="f">
                 <v:textbox>
                   <w:txbxContent>
                     <w:p>
@@ -657,7 +657,14 @@
           <w:rFonts w:ascii="Arial" w:hAnsi="Arial" w:cs="Arial"/>
           <w:spacing w:val="8"/>
         </w:rPr>
-        <w:t xml:space="preserve"> 2025</w:t>
+        <w:t xml:space="preserve"> </w:t>
+      </w:r>
+      <w:r>
+        <w:rPr>
+          <w:rFonts w:ascii="Arial" w:hAnsi="Arial" w:cs="Arial"/>
+          <w:spacing w:val="8"/>
+        </w:rPr>
+        <w:t>{{hoy.year}}</w:t>
       </w:r>
       <w:r>
         <w:rPr>
@@ -721,15 +728,31 @@
           <w:b/>
           <w:spacing w:val="8"/>
         </w:rPr>
-        <w:t xml:space="preserve">ING. </w:t>
-      </w:r>
-      <w:r>
-        <w:rPr>
-          <w:rFonts w:ascii="Arial" w:hAnsi="Arial" w:cs="Arial"/>
-          <w:b/>
-          <w:spacing w:val="8"/>
-        </w:rPr>
-        <w:t>FRANKLIN ESPAÑA LEÓN</w:t>
+        <w:t>{{</w:t>
+      </w:r>
+      <w:r>
+        <w:rPr>
+          <w:rFonts w:ascii="Arial" w:hAnsi="Arial" w:cs="Arial"/>
+          <w:b/>
+          <w:spacing w:val="8"/>
+        </w:rPr>
+        <w:t>autoridad_firmante_1</w:t>
+      </w:r>
+      <w:r>
+        <w:rPr>
+          <w:rFonts w:ascii="Arial" w:hAnsi="Arial" w:cs="Arial"/>
+          <w:b/>
+          <w:spacing w:val="8"/>
+        </w:rPr>
+        <w:t>|upper</w:t>
+      </w:r>
+      <w:r>
+        <w:rPr>
+          <w:rFonts w:ascii="Arial" w:hAnsi="Arial" w:cs="Arial"/>
+          <w:b/>
+          <w:spacing w:val="8"/>
+        </w:rPr>
+        <w:t>}}</w:t>
       </w:r>
       <w:r>
         <w:rPr>
@@ -1079,17 +1102,15 @@
           <w:rFonts w:ascii="Arial" w:hAnsi="Arial" w:cs="Arial"/>
           <w:spacing w:val="8"/>
         </w:rPr>
-        <w:t>{{ final</w:t>
-      </w:r>
-      <w:r>
-        <w:rPr>
-          <w:rFonts w:ascii="Arial" w:hAnsi="Arial" w:cs="Arial"/>
-          <w:spacing w:val="8"/>
-        </w:rPr>
-        <w:t>g</w:t>
-      </w:r>
-      <w:bookmarkStart w:id="0" w:name="_GoBack"/>
-      <w:bookmarkEnd w:id="0"/>
+        <w:t>{{ fina</w:t>
+      </w:r>
+      <w:r>
+        <w:rPr>
+          <w:rFonts w:ascii="Arial" w:hAnsi="Arial" w:cs="Arial"/>
+          <w:spacing w:val="8"/>
+        </w:rPr>
+        <w:t>l</w:t>
+      </w:r>
       <w:r>
         <w:rPr>
           <w:rFonts w:ascii="Arial" w:hAnsi="Arial" w:cs="Arial"/>
@@ -1264,6 +1285,7 @@
           <w:rFonts w:ascii="Arial" w:hAnsi="Arial" w:cs="Arial"/>
           <w:u w:val="single"/>
         </w:rPr>
+        <w:lastRenderedPageBreak/>
         <w:t>tutor_academico</w:t>
       </w:r>
       <w:r>
@@ -1463,7 +1485,31 @@
           <w:b/>
           <w:lang w:val="es-ES"/>
         </w:rPr>
-        <w:t xml:space="preserve">ING. </w:t>
+        <w:t>{{</w:t>
+      </w:r>
+      <w:r>
+        <w:rPr>
+          <w:rFonts w:ascii="Arial" w:hAnsi="Arial" w:cs="Arial"/>
+          <w:b/>
+          <w:spacing w:val="8"/>
+        </w:rPr>
+        <w:t xml:space="preserve"> </w:t>
+      </w:r>
+      <w:r>
+        <w:rPr>
+          <w:rFonts w:ascii="Arial" w:hAnsi="Arial" w:cs="Arial"/>
+          <w:b/>
+          <w:spacing w:val="8"/>
+        </w:rPr>
+        <w:t>autoridad_firmante_1</w:t>
+      </w:r>
+      <w:r>
+        <w:rPr>
+          <w:rFonts w:ascii="Arial" w:hAnsi="Arial" w:cs="Arial"/>
+          <w:b/>
+          <w:spacing w:val="8"/>
+        </w:rPr>
+        <w:t xml:space="preserve"> | upper</w:t>
       </w:r>
       <w:r>
         <w:rPr>
@@ -1471,7 +1517,7 @@
           <w:b/>
           <w:lang w:val="es-ES"/>
         </w:rPr>
-        <w:t>FRANKLIN ESPAÑA</w:t>
+        <w:t>}}</w:t>
       </w:r>
     </w:p>
     <w:p>
@@ -1488,7 +1534,7 @@
           <w:b/>
           <w:lang w:val="es-ES"/>
         </w:rPr>
-        <w:t xml:space="preserve">       C.I:                                                         </w:t>
+        <w:t xml:space="preserve">       C.I:</w:t>
       </w:r>
       <w:r>
         <w:rPr>
@@ -1496,7 +1542,7 @@
           <w:b/>
           <w:lang w:val="es-ES"/>
         </w:rPr>
-        <w:t>JE</w:t>
+        <w:t>{{estudiante.cedula}}</w:t>
       </w:r>
       <w:r>
         <w:rPr>
@@ -1504,7 +1550,7 @@
           <w:b/>
           <w:lang w:val="es-ES"/>
         </w:rPr>
-        <w:t>F</w:t>
+        <w:t xml:space="preserve">                                              </w:t>
       </w:r>
       <w:r>
         <w:rPr>
@@ -1512,7 +1558,10 @@
           <w:b/>
           <w:lang w:val="es-ES"/>
         </w:rPr>
-        <w:t>E</w:t>
+        <w:t>{{</w:t>
+      </w:r>
+      <w:r>
+        <w:t xml:space="preserve"> </w:t>
       </w:r>
       <w:r>
         <w:rPr>
@@ -1520,7 +1569,7 @@
           <w:b/>
           <w:lang w:val="es-ES"/>
         </w:rPr>
-        <w:t xml:space="preserve"> </w:t>
+        <w:t>cargo_autoridad_firmante_1</w:t>
       </w:r>
       <w:r>
         <w:rPr>
@@ -1528,21 +1577,14 @@
           <w:b/>
           <w:lang w:val="es-ES"/>
         </w:rPr>
-        <w:t xml:space="preserve"> DPTO. </w:t>
-      </w:r>
-      <w:r>
-        <w:rPr>
-          <w:rFonts w:ascii="Arial" w:hAnsi="Arial" w:cs="Arial"/>
-          <w:b/>
-        </w:rPr>
-        <w:t xml:space="preserve">DE </w:t>
-      </w:r>
-      <w:r>
-        <w:rPr>
-          <w:rFonts w:ascii="Arial" w:hAnsi="Arial" w:cs="Arial"/>
-          <w:b/>
-        </w:rPr>
-        <w:t>PASANTIA</w:t>
+        <w:t xml:space="preserve"> | upper</w:t>
+      </w:r>
+      <w:r>
+        <w:rPr>
+          <w:rFonts w:ascii="Arial" w:hAnsi="Arial" w:cs="Arial"/>
+          <w:b/>
+        </w:rPr>
+        <w:t>}}</w:t>
       </w:r>
     </w:p>
     <w:p>
@@ -1608,7 +1650,7 @@
         <mc:AlternateContent>
           <mc:Choice Requires="wps">
             <w:drawing>
-              <wp:anchor distT="0" distB="0" distL="114300" distR="114300" simplePos="0" relativeHeight="251664384" behindDoc="0" locked="0" layoutInCell="1" allowOverlap="1" wp14:anchorId="51FE1189" wp14:editId="1AF3A264">
+              <wp:anchor distT="0" distB="0" distL="114300" distR="114300" simplePos="0" relativeHeight="251664384" behindDoc="0" locked="0" layoutInCell="1" allowOverlap="1" wp14:anchorId="780CF10E" wp14:editId="2388ABD6">
                 <wp:simplePos x="0" y="0"/>
                 <wp:positionH relativeFrom="margin">
                   <wp:align>center</wp:align>
@@ -1699,7 +1741,7 @@
           </mc:Choice>
           <mc:Fallback>
             <w:pict>
-              <v:shape w14:anchorId="51FE1189" id="Cuadro de texto 4" o:spid="_x0000_s1028" type="#_x0000_t202" style="position:absolute;margin-left:0;margin-top:88.8pt;width:483pt;height:19.5pt;z-index:251664384;visibility:visible;mso-wrap-style:square;mso-wrap-distance-left:9pt;mso-wrap-distance-top:0;mso-wrap-distance-right:9pt;mso-wrap-distance-bottom:0;mso-position-horizontal:center;mso-position-horizontal-relative:margin;mso-position-vertical:absolute;mso-position-vertical-relative:text;v-text-anchor:top" o:gfxdata="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" filled="f" stroked="f" strokeweight=".5pt">
+              <v:shape w14:anchorId="780CF10E" id="Cuadro de texto 4" o:spid="_x0000_s1028" type="#_x0000_t202" style="position:absolute;margin-left:0;margin-top:88.8pt;width:483pt;height:19.5pt;z-index:251664384;visibility:visible;mso-wrap-style:square;mso-wrap-distance-left:9pt;mso-wrap-distance-top:0;mso-wrap-distance-right:9pt;mso-wrap-distance-bottom:0;mso-position-horizontal:center;mso-position-horizontal-relative:margin;mso-position-vertical:absolute;mso-position-vertical-relative:text;v-text-anchor:top" o:gfxdata="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" filled="f" stroked="f" strokeweight=".5pt">
                 <v:textbox>
                   <w:txbxContent>
                     <w:p>
@@ -1748,7 +1790,7 @@
         <mc:AlternateContent>
           <mc:Choice Requires="wps">
             <w:drawing>
-              <wp:anchor distT="0" distB="0" distL="114300" distR="114300" simplePos="0" relativeHeight="251663360" behindDoc="0" locked="0" layoutInCell="1" allowOverlap="1" wp14:anchorId="0FA9A634" wp14:editId="7A59E47D">
+              <wp:anchor distT="0" distB="0" distL="114300" distR="114300" simplePos="0" relativeHeight="251663360" behindDoc="0" locked="0" layoutInCell="1" allowOverlap="1" wp14:anchorId="4D34ED0F" wp14:editId="02773AC2">
                 <wp:simplePos x="0" y="0"/>
                 <wp:positionH relativeFrom="page">
                   <wp:align>center</wp:align>
@@ -1835,7 +1877,7 @@
 </file>
 
 <file path=word/endnotes.xml><?xml version="1.0" encoding="utf-8"?>
-<w:endnotes xmlns:wpc="http://schemas.microsoft.com/office/word/2010/wordprocessingCanvas" xmlns:cx="http://schemas.microsoft.com/office/drawing/2014/chartex" xmlns:mc="http://schemas.openxmlformats.org/markup-compatibility/2006" xmlns:o="urn:schemas-microsoft-com:office:office" xmlns:r="http://schemas.openxmlformats.org/officeDocument/2006/relationships" xmlns:m="http://schemas.openxmlformats.org/officeDocument/2006/math" xmlns:v="urn:schemas-microsoft-com:vml" xmlns:wp14="http://schemas.microsoft.com/office/word/2010/wordprocessingDrawing" xmlns:wp="http://schemas.openxmlformats.org/drawingml/2006/wordprocessingDrawing" xmlns:w10="urn:schemas-microsoft-com:office:word" xmlns:w="http://schemas.openxmlformats.org/wordprocessingml/2006/main" xmlns:w14="http://schemas.microsoft.com/office/word/2010/wordml" xmlns:w15="http://schemas.microsoft.com/office/word/2012/wordml" xmlns:w16se="http://schemas.microsoft.com/office/word/2015/wordml/symex" xmlns:wpg="http://schemas.microsoft.com/office/word/2010/wordprocessingGroup" xmlns:wpi="http://schemas.microsoft.com/office/word/2010/wordprocessingInk" xmlns:wne="http://schemas.microsoft.com/office/word/2006/wordml" xmlns:wps="http://schemas.microsoft.com/office/word/2010/wordprocessingShape" mc:Ignorable="w14 w15 w16se wp14">
+<w:endnotes xmlns:wpc="http://schemas.microsoft.com/office/word/2010/wordprocessingCanvas" xmlns:cx="http://schemas.microsoft.com/office/drawing/2014/chartex" xmlns:cx1="http://schemas.microsoft.com/office/drawing/2015/9/8/chartex" xmlns:cx2="http://schemas.microsoft.com/office/drawing/2015/10/21/chartex" xmlns:cx3="http://schemas.microsoft.com/office/drawing/2016/5/9/chartex" xmlns:cx4="http://schemas.microsoft.com/office/drawing/2016/5/10/chartex" xmlns:cx5="http://schemas.microsoft.com/office/drawing/2016/5/11/chartex" xmlns:cx6="http://schemas.microsoft.com/office/drawing/2016/5/12/chartex" xmlns:cx7="http://schemas.microsoft.com/office/drawing/2016/5/13/chartex" xmlns:cx8="http://schemas.microsoft.com/office/drawing/2016/5/14/chartex" xmlns:mc="http://schemas.openxmlformats.org/markup-compatibility/2006" xmlns:aink="http://schemas.microsoft.com/office/drawing/2016/ink" xmlns:am3d="http://schemas.microsoft.com/office/drawing/2017/model3d" xmlns:o="urn:schemas-microsoft-com:office:office" xmlns:r="http://schemas.openxmlformats.org/officeDocument/2006/relationships" xmlns:m="http://schemas.openxmlformats.org/officeDocument/2006/math" xmlns:v="urn:schemas-microsoft-com:vml" xmlns:wp14="http://schemas.microsoft.com/office/word/2010/wordprocessingDrawing" xmlns:wp="http://schemas.openxmlformats.org/drawingml/2006/wordprocessingDrawing" xmlns:w10="urn:schemas-microsoft-com:office:word" xmlns:w="http://schemas.openxmlformats.org/wordprocessingml/2006/main" xmlns:w14="http://schemas.microsoft.com/office/word/2010/wordml" xmlns:w15="http://schemas.microsoft.com/office/word/2012/wordml" xmlns:w16cex="http://schemas.microsoft.com/office/word/2018/wordml/cex" xmlns:w16cid="http://schemas.microsoft.com/office/word/2016/wordml/cid" xmlns:w16="http://schemas.microsoft.com/office/word/2018/wordml" xmlns:w16sdtdh="http://schemas.microsoft.com/office/word/2020/wordml/sdtdatahash" xmlns:w16se="http://schemas.microsoft.com/office/word/2015/wordml/symex" xmlns:wpg="http://schemas.microsoft.com/office/word/2010/wordprocessingGroup" xmlns:wpi="http://schemas.microsoft.com/office/word/2010/wordprocessingInk" xmlns:wne="http://schemas.microsoft.com/office/word/2006/wordml" xmlns:wps="http://schemas.microsoft.com/office/word/2010/wordprocessingShape" mc:Ignorable="w14 w15 w16se w16cid w16 w16cex w16sdtdh wp14">
   <w:endnote w:type="separator" w:id="-1">
     <w:p>
       <w:r>
@@ -1854,7 +1896,7 @@
 </file>
 
 <file path=word/footnotes.xml><?xml version="1.0" encoding="utf-8"?>
-<w:footnotes xmlns:wpc="http://schemas.microsoft.com/office/word/2010/wordprocessingCanvas" xmlns:cx="http://schemas.microsoft.com/office/drawing/2014/chartex" xmlns:mc="http://schemas.openxmlformats.org/markup-compatibility/2006" xmlns:o="urn:schemas-microsoft-com:office:office" xmlns:r="http://schemas.openxmlformats.org/officeDocument/2006/relationships" xmlns:m="http://schemas.openxmlformats.org/officeDocument/2006/math" xmlns:v="urn:schemas-microsoft-com:vml" xmlns:wp14="http://schemas.microsoft.com/office/word/2010/wordprocessingDrawing" xmlns:wp="http://schemas.openxmlformats.org/drawingml/2006/wordprocessingDrawing" xmlns:w10="urn:schemas-microsoft-com:office:word" xmlns:w="http://schemas.openxmlformats.org/wordprocessingml/2006/main" xmlns:w14="http://schemas.microsoft.com/office/word/2010/wordml" xmlns:w15="http://schemas.microsoft.com/office/word/2012/wordml" xmlns:w16se="http://schemas.microsoft.com/office/word/2015/wordml/symex" xmlns:wpg="http://schemas.microsoft.com/office/word/2010/wordprocessingGroup" xmlns:wpi="http://schemas.microsoft.com/office/word/2010/wordprocessingInk" xmlns:wne="http://schemas.microsoft.com/office/word/2006/wordml" xmlns:wps="http://schemas.microsoft.com/office/word/2010/wordprocessingShape" mc:Ignorable="w14 w15 w16se wp14">
+<w:footnotes xmlns:wpc="http://schemas.microsoft.com/office/word/2010/wordprocessingCanvas" xmlns:cx="http://schemas.microsoft.com/office/drawing/2014/chartex" xmlns:cx1="http://schemas.microsoft.com/office/drawing/2015/9/8/chartex" xmlns:cx2="http://schemas.microsoft.com/office/drawing/2015/10/21/chartex" xmlns:cx3="http://schemas.microsoft.com/office/drawing/2016/5/9/chartex" xmlns:cx4="http://schemas.microsoft.com/office/drawing/2016/5/10/chartex" xmlns:cx5="http://schemas.microsoft.com/office/drawing/2016/5/11/chartex" xmlns:cx6="http://schemas.microsoft.com/office/drawing/2016/5/12/chartex" xmlns:cx7="http://schemas.microsoft.com/office/drawing/2016/5/13/chartex" xmlns:cx8="http://schemas.microsoft.com/office/drawing/2016/5/14/chartex" xmlns:mc="http://schemas.openxmlformats.org/markup-compatibility/2006" xmlns:aink="http://schemas.microsoft.com/office/drawing/2016/ink" xmlns:am3d="http://schemas.microsoft.com/office/drawing/2017/model3d" xmlns:o="urn:schemas-microsoft-com:office:office" xmlns:r="http://schemas.openxmlformats.org/officeDocument/2006/relationships" xmlns:m="http://schemas.openxmlformats.org/officeDocument/2006/math" xmlns:v="urn:schemas-microsoft-com:vml" xmlns:wp14="http://schemas.microsoft.com/office/word/2010/wordprocessingDrawing" xmlns:wp="http://schemas.openxmlformats.org/drawingml/2006/wordprocessingDrawing" xmlns:w10="urn:schemas-microsoft-com:office:word" xmlns:w="http://schemas.openxmlformats.org/wordprocessingml/2006/main" xmlns:w14="http://schemas.microsoft.com/office/word/2010/wordml" xmlns:w15="http://schemas.microsoft.com/office/word/2012/wordml" xmlns:w16cex="http://schemas.microsoft.com/office/word/2018/wordml/cex" xmlns:w16cid="http://schemas.microsoft.com/office/word/2016/wordml/cid" xmlns:w16="http://schemas.microsoft.com/office/word/2018/wordml" xmlns:w16sdtdh="http://schemas.microsoft.com/office/word/2020/wordml/sdtdatahash" xmlns:w16se="http://schemas.microsoft.com/office/word/2015/wordml/symex" xmlns:wpg="http://schemas.microsoft.com/office/word/2010/wordprocessingGroup" xmlns:wpi="http://schemas.microsoft.com/office/word/2010/wordprocessingInk" xmlns:wne="http://schemas.microsoft.com/office/word/2006/wordml" xmlns:wps="http://schemas.microsoft.com/office/word/2010/wordprocessingShape" mc:Ignorable="w14 w15 w16se w16cid w16 w16cex w16sdtdh wp14">
   <w:footnote w:type="separator" w:id="-1">
     <w:p>
       <w:r>
@@ -1873,7 +1915,7 @@
 </file>
 
 <file path=word/styles.xml><?xml version="1.0" encoding="utf-8"?>
-<w:styles xmlns:mc="http://schemas.openxmlformats.org/markup-compatibility/2006" xmlns:r="http://schemas.openxmlformats.org/officeDocument/2006/relationships" xmlns:w="http://schemas.openxmlformats.org/wordprocessingml/2006/main" xmlns:w14="http://schemas.microsoft.com/office/word/2010/wordml" xmlns:w15="http://schemas.microsoft.com/office/word/2012/wordml" xmlns:w16se="http://schemas.microsoft.com/office/word/2015/wordml/symex" mc:Ignorable="w14 w15 w16se">
+<w:styles xmlns:mc="http://schemas.openxmlformats.org/markup-compatibility/2006" xmlns:r="http://schemas.openxmlformats.org/officeDocument/2006/relationships" xmlns:w="http://schemas.openxmlformats.org/wordprocessingml/2006/main" xmlns:w14="http://schemas.microsoft.com/office/word/2010/wordml" xmlns:w15="http://schemas.microsoft.com/office/word/2012/wordml" xmlns:w16cex="http://schemas.microsoft.com/office/word/2018/wordml/cex" xmlns:w16cid="http://schemas.microsoft.com/office/word/2016/wordml/cid" xmlns:w16="http://schemas.microsoft.com/office/word/2018/wordml" xmlns:w16sdtdh="http://schemas.microsoft.com/office/word/2020/wordml/sdtdatahash" xmlns:w16se="http://schemas.microsoft.com/office/word/2015/wordml/symex" mc:Ignorable="w14 w15 w16se w16cid w16 w16cex w16sdtdh">
   <w:docDefaults>
     <w:rPrDefault>
       <w:rPr>
@@ -1883,7 +1925,7 @@
     </w:rPrDefault>
     <w:pPrDefault/>
   </w:docDefaults>
-  <w:latentStyles w:defLockedState="0" w:defUIPriority="0" w:defSemiHidden="0" w:defUnhideWhenUsed="0" w:defQFormat="0" w:count="371">
+  <w:latentStyles w:defLockedState="0" w:defUIPriority="0" w:defSemiHidden="0" w:defUnhideWhenUsed="0" w:defQFormat="0" w:count="376">
     <w:lsdException w:name="Normal" w:qFormat="1"/>
     <w:lsdException w:name="heading 1" w:qFormat="1"/>
     <w:lsdException w:name="heading 2" w:semiHidden="1" w:unhideWhenUsed="1" w:qFormat="1"/>
@@ -1983,7 +2025,6 @@
     <w:lsdException w:name="HTML Sample" w:semiHidden="1" w:unhideWhenUsed="1"/>
     <w:lsdException w:name="HTML Typewriter" w:semiHidden="1" w:unhideWhenUsed="1"/>
     <w:lsdException w:name="HTML Variable" w:semiHidden="1" w:unhideWhenUsed="1"/>
-    <w:lsdException w:name="Normal Table" w:semiHidden="1" w:unhideWhenUsed="1"/>
     <w:lsdException w:name="annotation subject" w:semiHidden="1" w:unhideWhenUsed="1"/>
     <w:lsdException w:name="No List" w:semiHidden="1" w:unhideWhenUsed="1"/>
     <w:lsdException w:name="Outline List 1" w:semiHidden="1" w:unhideWhenUsed="1"/>
@@ -2026,11 +2067,8 @@
     <w:lsdException w:name="Table Contemporary" w:semiHidden="1" w:unhideWhenUsed="1"/>
     <w:lsdException w:name="Table Elegant" w:semiHidden="1" w:unhideWhenUsed="1"/>
     <w:lsdException w:name="Table Professional" w:semiHidden="1" w:unhideWhenUsed="1"/>
-    <w:lsdException w:name="Table Subtle 1" w:semiHidden="1" w:unhideWhenUsed="1"/>
     <w:lsdException w:name="Table Subtle 2" w:semiHidden="1" w:unhideWhenUsed="1"/>
     <w:lsdException w:name="Table Web 1" w:semiHidden="1" w:unhideWhenUsed="1"/>
-    <w:lsdException w:name="Table Web 2" w:semiHidden="1" w:unhideWhenUsed="1"/>
-    <w:lsdException w:name="Table Web 3" w:semiHidden="1" w:unhideWhenUsed="1"/>
     <w:lsdException w:name="Balloon Text" w:semiHidden="1" w:unhideWhenUsed="1"/>
     <w:lsdException w:name="Table Theme" w:semiHidden="1" w:unhideWhenUsed="1"/>
     <w:lsdException w:name="Placeholder Text" w:semiHidden="1" w:uiPriority="99"/>
@@ -2248,6 +2286,11 @@
     <w:lsdException w:name="List Table 5 Dark Accent 6" w:uiPriority="50"/>
     <w:lsdException w:name="List Table 6 Colorful Accent 6" w:uiPriority="51"/>
     <w:lsdException w:name="List Table 7 Colorful Accent 6" w:uiPriority="52"/>
+    <w:lsdException w:name="Mention" w:semiHidden="1" w:uiPriority="99" w:unhideWhenUsed="1"/>
+    <w:lsdException w:name="Smart Hyperlink" w:semiHidden="1" w:uiPriority="99" w:unhideWhenUsed="1"/>
+    <w:lsdException w:name="Hashtag" w:semiHidden="1" w:uiPriority="99" w:unhideWhenUsed="1"/>
+    <w:lsdException w:name="Unresolved Mention" w:semiHidden="1" w:uiPriority="99" w:unhideWhenUsed="1"/>
+    <w:lsdException w:name="Smart Link" w:semiHidden="1" w:uiPriority="99" w:unhideWhenUsed="1"/>
   </w:latentStyles>
   <w:style w:type="paragraph" w:default="1" w:styleId="Normal">
     <w:name w:val="Normal"/>

--- a/formatos/4.ACTA DE INICIO DE EJECUCIÓN DE PASANTÍA.docx
+++ b/formatos/4.ACTA DE INICIO DE EJECUCIÓN DE PASANTÍA.docx
@@ -593,8 +593,9 @@
         <w:rPr>
           <w:rFonts w:ascii="Arial" w:hAnsi="Arial" w:cs="Arial"/>
           <w:spacing w:val="8"/>
-        </w:rPr>
-        <w:t>_________________</w:t>
+          <w:u w:val="single"/>
+        </w:rPr>
+        <w:t>{{ciudad}}</w:t>
       </w:r>
       <w:r>
         <w:rPr>
@@ -607,50 +608,30 @@
         <w:rPr>
           <w:rFonts w:ascii="Arial" w:hAnsi="Arial" w:cs="Arial"/>
           <w:spacing w:val="8"/>
-        </w:rPr>
-        <w:t>_</w:t>
-      </w:r>
-      <w:r>
-        <w:rPr>
-          <w:rFonts w:ascii="Arial" w:hAnsi="Arial" w:cs="Arial"/>
-          <w:spacing w:val="8"/>
-        </w:rPr>
-        <w:t>___</w:t>
-      </w:r>
-      <w:r>
-        <w:rPr>
-          <w:rFonts w:ascii="Arial" w:hAnsi="Arial" w:cs="Arial"/>
-          <w:spacing w:val="8"/>
-        </w:rPr>
-        <w:t>___</w:t>
-      </w:r>
-      <w:r>
-        <w:rPr>
-          <w:rFonts w:ascii="Arial" w:hAnsi="Arial" w:cs="Arial"/>
-          <w:spacing w:val="8"/>
-        </w:rPr>
-        <w:t>del mes de</w:t>
-      </w:r>
-      <w:r>
-        <w:rPr>
-          <w:rFonts w:ascii="Arial" w:hAnsi="Arial" w:cs="Arial"/>
-          <w:spacing w:val="8"/>
-        </w:rPr>
-        <w:t xml:space="preserve">__________ </w:t>
-      </w:r>
-      <w:r>
-        <w:rPr>
-          <w:rFonts w:ascii="Arial" w:hAnsi="Arial" w:cs="Arial"/>
-          <w:spacing w:val="8"/>
-        </w:rPr>
-        <w:t>de</w:t>
-      </w:r>
-      <w:r>
-        <w:rPr>
-          <w:rFonts w:ascii="Arial" w:hAnsi="Arial" w:cs="Arial"/>
-          <w:spacing w:val="8"/>
-        </w:rPr>
-        <w:t>l año</w:t>
+          <w:u w:val="single"/>
+        </w:rPr>
+        <w:t>{{hoy|fecha_es}}</w:t>
+      </w:r>
+      <w:r>
+        <w:rPr>
+          <w:rFonts w:ascii="Arial" w:hAnsi="Arial" w:cs="Arial"/>
+          <w:spacing w:val="8"/>
+        </w:rPr>
+        <w:t xml:space="preserve">, </w:t>
+      </w:r>
+      <w:r>
+        <w:rPr>
+          <w:rFonts w:ascii="Arial" w:hAnsi="Arial" w:cs="Arial"/>
+          <w:spacing w:val="8"/>
+        </w:rPr>
+        <w:t>el</w:t>
+      </w:r>
+      <w:r>
+        <w:rPr>
+          <w:rFonts w:ascii="Arial" w:hAnsi="Arial" w:cs="Arial"/>
+          <w:spacing w:val="8"/>
+        </w:rPr>
+        <w:t xml:space="preserve"> jefe</w:t>
       </w:r>
       <w:r>
         <w:rPr>
@@ -664,7 +645,139 @@
           <w:rFonts w:ascii="Arial" w:hAnsi="Arial" w:cs="Arial"/>
           <w:spacing w:val="8"/>
         </w:rPr>
-        <w:t>{{hoy.year}}</w:t>
+        <w:t>del departamento de p</w:t>
+      </w:r>
+      <w:r>
+        <w:rPr>
+          <w:rFonts w:ascii="Arial" w:hAnsi="Arial" w:cs="Arial"/>
+          <w:spacing w:val="8"/>
+        </w:rPr>
+        <w:t xml:space="preserve">asantías </w:t>
+      </w:r>
+      <w:r>
+        <w:rPr>
+          <w:rFonts w:ascii="Arial" w:hAnsi="Arial" w:cs="Arial"/>
+          <w:spacing w:val="8"/>
+        </w:rPr>
+        <w:t>del Politécnico “Santiago Mariñ</w:t>
+      </w:r>
+      <w:r>
+        <w:rPr>
+          <w:rFonts w:ascii="Arial" w:hAnsi="Arial" w:cs="Arial"/>
+          <w:spacing w:val="8"/>
+        </w:rPr>
+        <w:t xml:space="preserve">o” </w:t>
+      </w:r>
+      <w:r>
+        <w:rPr>
+          <w:rFonts w:ascii="Arial" w:hAnsi="Arial" w:cs="Arial"/>
+          <w:b/>
+          <w:spacing w:val="8"/>
+        </w:rPr>
+        <w:t>{{</w:t>
+      </w:r>
+      <w:r>
+        <w:rPr>
+          <w:rFonts w:ascii="Arial" w:hAnsi="Arial" w:cs="Arial"/>
+          <w:b/>
+          <w:spacing w:val="8"/>
+        </w:rPr>
+        <w:t>autoridad_firmante_1</w:t>
+      </w:r>
+      <w:r>
+        <w:rPr>
+          <w:rFonts w:ascii="Arial" w:hAnsi="Arial" w:cs="Arial"/>
+          <w:b/>
+          <w:spacing w:val="8"/>
+        </w:rPr>
+        <w:t>|upper</w:t>
+      </w:r>
+      <w:r>
+        <w:rPr>
+          <w:rFonts w:ascii="Arial" w:hAnsi="Arial" w:cs="Arial"/>
+          <w:b/>
+          <w:spacing w:val="8"/>
+        </w:rPr>
+        <w:t>}}</w:t>
+      </w:r>
+      <w:r>
+        <w:rPr>
+          <w:rFonts w:ascii="Arial" w:hAnsi="Arial" w:cs="Arial"/>
+          <w:spacing w:val="8"/>
+        </w:rPr>
+        <w:t xml:space="preserve">, hace constar mediante el levantamiento de la presente Acta que </w:t>
+      </w:r>
+      <w:r>
+        <w:rPr>
+          <w:rFonts w:ascii="Arial" w:hAnsi="Arial" w:cs="Arial"/>
+          <w:spacing w:val="8"/>
+        </w:rPr>
+        <w:t xml:space="preserve">la </w:t>
+      </w:r>
+      <w:r>
+        <w:rPr>
+          <w:rFonts w:ascii="Arial" w:hAnsi="Arial" w:cs="Arial"/>
+          <w:spacing w:val="8"/>
+        </w:rPr>
+        <w:t xml:space="preserve"> pasante</w:t>
+      </w:r>
+      <w:r>
+        <w:rPr>
+          <w:rFonts w:ascii="Arial" w:hAnsi="Arial" w:cs="Arial"/>
+          <w:spacing w:val="8"/>
+        </w:rPr>
+        <w:t xml:space="preserve"> </w:t>
+      </w:r>
+      <w:r>
+        <w:rPr>
+          <w:rFonts w:ascii="Arial" w:hAnsi="Arial" w:cs="Arial"/>
+          <w:b/>
+          <w:bCs/>
+          <w:spacing w:val="8"/>
+        </w:rPr>
+        <w:t>{{estudiante|completo|upper}}</w:t>
+      </w:r>
+      <w:r>
+        <w:rPr>
+          <w:rFonts w:ascii="Arial" w:hAnsi="Arial" w:cs="Arial"/>
+          <w:spacing w:val="8"/>
+        </w:rPr>
+        <w:t xml:space="preserve"> </w:t>
+      </w:r>
+      <w:r>
+        <w:rPr>
+          <w:rFonts w:ascii="Arial" w:hAnsi="Arial" w:cs="Arial"/>
+          <w:spacing w:val="8"/>
+        </w:rPr>
+        <w:t>ha fo</w:t>
+      </w:r>
+      <w:r>
+        <w:rPr>
+          <w:rFonts w:ascii="Arial" w:hAnsi="Arial" w:cs="Arial"/>
+          <w:spacing w:val="8"/>
+        </w:rPr>
+        <w:t>rmalizado su inscripción en la fase de e</w:t>
+      </w:r>
+      <w:r>
+        <w:rPr>
+          <w:rFonts w:ascii="Arial" w:hAnsi="Arial" w:cs="Arial"/>
+          <w:spacing w:val="8"/>
+        </w:rPr>
+        <w:t>jecución</w:t>
+      </w:r>
+      <w:r>
+        <w:rPr>
+          <w:rFonts w:ascii="Arial" w:hAnsi="Arial" w:cs="Arial"/>
+          <w:spacing w:val="8"/>
+        </w:rPr>
+        <w:t xml:space="preserve"> de p</w:t>
+      </w:r>
+      <w:r>
+        <w:rPr>
+          <w:rFonts w:ascii="Arial" w:hAnsi="Arial" w:cs="Arial"/>
+          <w:spacing w:val="8"/>
+        </w:rPr>
+        <w:t>asantías</w:t>
       </w:r>
       <w:r>
         <w:rPr>
@@ -678,14 +791,84 @@
           <w:rFonts w:ascii="Arial" w:hAnsi="Arial" w:cs="Arial"/>
           <w:spacing w:val="8"/>
         </w:rPr>
-        <w:t>el</w:t>
-      </w:r>
-      <w:r>
-        <w:rPr>
-          <w:rFonts w:ascii="Arial" w:hAnsi="Arial" w:cs="Arial"/>
-          <w:spacing w:val="8"/>
-        </w:rPr>
-        <w:t xml:space="preserve"> jefe</w:t>
+        <w:t xml:space="preserve">motivo por el cual se procedió </w:t>
+      </w:r>
+      <w:r>
+        <w:rPr>
+          <w:rFonts w:ascii="Arial" w:hAnsi="Arial" w:cs="Arial"/>
+          <w:spacing w:val="8"/>
+        </w:rPr>
+        <w:t xml:space="preserve">a la </w:t>
+      </w:r>
+      <w:r>
+        <w:rPr>
+          <w:rFonts w:ascii="Arial" w:hAnsi="Arial" w:cs="Arial"/>
+          <w:spacing w:val="8"/>
+        </w:rPr>
+        <w:t>apert</w:t>
+      </w:r>
+      <w:r>
+        <w:rPr>
+          <w:rFonts w:ascii="Arial" w:hAnsi="Arial" w:cs="Arial"/>
+          <w:spacing w:val="8"/>
+        </w:rPr>
+        <w:t>ur</w:t>
+      </w:r>
+      <w:r>
+        <w:rPr>
+          <w:rFonts w:ascii="Arial" w:hAnsi="Arial" w:cs="Arial"/>
+          <w:spacing w:val="8"/>
+        </w:rPr>
+        <w:t xml:space="preserve">a </w:t>
+      </w:r>
+      <w:r>
+        <w:rPr>
+          <w:rFonts w:ascii="Arial" w:hAnsi="Arial" w:cs="Arial"/>
+          <w:spacing w:val="8"/>
+        </w:rPr>
+        <w:t>d</w:t>
+      </w:r>
+      <w:r>
+        <w:rPr>
+          <w:rFonts w:ascii="Arial" w:hAnsi="Arial" w:cs="Arial"/>
+          <w:spacing w:val="8"/>
+        </w:rPr>
+        <w:t>el expediente académico respectivo y dejar por sent</w:t>
+      </w:r>
+      <w:r>
+        <w:rPr>
+          <w:rFonts w:ascii="Arial" w:hAnsi="Arial" w:cs="Arial"/>
+          <w:spacing w:val="8"/>
+        </w:rPr>
+        <w:t>ado el inicio de la mencionada f</w:t>
+      </w:r>
+      <w:r>
+        <w:rPr>
+          <w:rFonts w:ascii="Arial" w:hAnsi="Arial" w:cs="Arial"/>
+          <w:spacing w:val="8"/>
+        </w:rPr>
+        <w:t>a</w:t>
+      </w:r>
+      <w:r>
+        <w:rPr>
+          <w:rFonts w:ascii="Arial" w:hAnsi="Arial" w:cs="Arial"/>
+          <w:spacing w:val="8"/>
+        </w:rPr>
+        <w:t>se, cuyas Sub-fas</w:t>
+      </w:r>
+      <w:r>
+        <w:rPr>
+          <w:rFonts w:ascii="Arial" w:hAnsi="Arial" w:cs="Arial"/>
+          <w:spacing w:val="8"/>
+        </w:rPr>
+        <w:t>es: Inducción y Desempeño de Actividades cumpl</w:t>
+      </w:r>
+      <w:r>
+        <w:rPr>
+          <w:rFonts w:ascii="Arial" w:hAnsi="Arial" w:cs="Arial"/>
+          <w:spacing w:val="8"/>
+        </w:rPr>
+        <w:t>irá en la organización productiva</w:t>
       </w:r>
       <w:r>
         <w:rPr>
@@ -697,59 +880,48 @@
       <w:r>
         <w:rPr>
           <w:rFonts w:ascii="Arial" w:hAnsi="Arial" w:cs="Arial"/>
-          <w:spacing w:val="8"/>
-        </w:rPr>
-        <w:t>del departamento de p</w:t>
-      </w:r>
-      <w:r>
-        <w:rPr>
-          <w:rFonts w:ascii="Arial" w:hAnsi="Arial" w:cs="Arial"/>
-          <w:spacing w:val="8"/>
-        </w:rPr>
-        <w:t xml:space="preserve">asantías </w:t>
-      </w:r>
-      <w:r>
-        <w:rPr>
-          <w:rFonts w:ascii="Arial" w:hAnsi="Arial" w:cs="Arial"/>
-          <w:spacing w:val="8"/>
-        </w:rPr>
-        <w:t>del Politécnico “Santiago Mariñ</w:t>
-      </w:r>
-      <w:r>
-        <w:rPr>
-          <w:rFonts w:ascii="Arial" w:hAnsi="Arial" w:cs="Arial"/>
-          <w:spacing w:val="8"/>
-        </w:rPr>
-        <w:t xml:space="preserve">o” </w:t>
-      </w:r>
-      <w:r>
-        <w:rPr>
-          <w:rFonts w:ascii="Arial" w:hAnsi="Arial" w:cs="Arial"/>
-          <w:b/>
-          <w:spacing w:val="8"/>
-        </w:rPr>
-        <w:t>{{</w:t>
-      </w:r>
-      <w:r>
-        <w:rPr>
-          <w:rFonts w:ascii="Arial" w:hAnsi="Arial" w:cs="Arial"/>
-          <w:b/>
-          <w:spacing w:val="8"/>
-        </w:rPr>
-        <w:t>autoridad_firmante_1</w:t>
-      </w:r>
-      <w:r>
-        <w:rPr>
-          <w:rFonts w:ascii="Arial" w:hAnsi="Arial" w:cs="Arial"/>
-          <w:b/>
-          <w:spacing w:val="8"/>
-        </w:rPr>
-        <w:t>|upper</w:t>
-      </w:r>
-      <w:r>
-        <w:rPr>
-          <w:rFonts w:ascii="Arial" w:hAnsi="Arial" w:cs="Arial"/>
-          <w:b/>
+          <w:b/>
+        </w:rPr>
+        <w:t>{{ empresa.razon_social | upper }}</w:t>
+      </w:r>
+      <w:r>
+        <w:rPr>
+          <w:rFonts w:ascii="Arial" w:hAnsi="Arial" w:cs="Arial"/>
+          <w:spacing w:val="8"/>
+        </w:rPr>
+        <w:t>, desde</w:t>
+      </w:r>
+      <w:r>
+        <w:rPr>
+          <w:rFonts w:ascii="Arial" w:hAnsi="Arial" w:cs="Arial"/>
+          <w:spacing w:val="8"/>
+        </w:rPr>
+        <w:t xml:space="preserve"> el </w:t>
+      </w:r>
+      <w:r>
+        <w:rPr>
+          <w:rFonts w:ascii="Arial" w:hAnsi="Arial" w:cs="Arial"/>
+          <w:spacing w:val="8"/>
+        </w:rPr>
+        <w:t xml:space="preserve">lapso comprendido entre el </w:t>
+      </w:r>
+      <w:r>
+        <w:rPr>
+          <w:rFonts w:ascii="Arial" w:hAnsi="Arial" w:cs="Arial"/>
+          <w:spacing w:val="8"/>
+        </w:rPr>
+        <w:t xml:space="preserve">{{ </w:t>
+      </w:r>
+      <w:r>
+        <w:rPr>
+          <w:rFonts w:ascii="Arial" w:hAnsi="Arial" w:cs="Arial"/>
+          <w:spacing w:val="8"/>
+        </w:rPr>
+        <w:t xml:space="preserve">lapso_academico </w:t>
+      </w:r>
+      <w:r>
+        <w:rPr>
+          <w:rFonts w:ascii="Arial" w:hAnsi="Arial" w:cs="Arial"/>
           <w:spacing w:val="8"/>
         </w:rPr>
         <w:t>}}</w:t>
@@ -759,89 +931,54 @@
           <w:rFonts w:ascii="Arial" w:hAnsi="Arial" w:cs="Arial"/>
           <w:spacing w:val="8"/>
         </w:rPr>
-        <w:t xml:space="preserve">, hace constar mediante el levantamiento de la presente Acta que </w:t>
-      </w:r>
-      <w:r>
-        <w:rPr>
-          <w:rFonts w:ascii="Arial" w:hAnsi="Arial" w:cs="Arial"/>
-          <w:spacing w:val="8"/>
-        </w:rPr>
-        <w:t xml:space="preserve">la </w:t>
-      </w:r>
-      <w:r>
-        <w:rPr>
-          <w:rFonts w:ascii="Arial" w:hAnsi="Arial" w:cs="Arial"/>
-          <w:spacing w:val="8"/>
-        </w:rPr>
-        <w:t xml:space="preserve"> pasante</w:t>
-      </w:r>
-      <w:r>
-        <w:rPr>
-          <w:rFonts w:ascii="Arial" w:hAnsi="Arial" w:cs="Arial"/>
-          <w:spacing w:val="8"/>
-        </w:rPr>
         <w:t xml:space="preserve"> </w:t>
       </w:r>
       <w:r>
         <w:rPr>
           <w:rFonts w:ascii="Arial" w:hAnsi="Arial" w:cs="Arial"/>
-          <w:b/>
-        </w:rPr>
-        <w:t xml:space="preserve">{{ estudiante.primer_nombre | </w:t>
-      </w:r>
-      <w:r>
-        <w:rPr>
-          <w:rFonts w:ascii="Arial" w:hAnsi="Arial" w:cs="Arial"/>
-          <w:b/>
-        </w:rPr>
-        <w:t>upper</w:t>
-      </w:r>
-      <w:r>
-        <w:rPr>
-          <w:rFonts w:ascii="Arial" w:hAnsi="Arial" w:cs="Arial"/>
-          <w:b/>
-        </w:rPr>
-        <w:t xml:space="preserve"> }} {{ estudiante.segundo_nombre | default("") | </w:t>
-      </w:r>
-      <w:r>
-        <w:rPr>
-          <w:rFonts w:ascii="Arial" w:hAnsi="Arial" w:cs="Arial"/>
-          <w:b/>
-        </w:rPr>
-        <w:t>upper</w:t>
-      </w:r>
-      <w:r>
-        <w:rPr>
-          <w:rFonts w:ascii="Arial" w:hAnsi="Arial" w:cs="Arial"/>
-          <w:b/>
-        </w:rPr>
-        <w:t xml:space="preserve"> }} {{ estudiante.primer_apellido | </w:t>
-      </w:r>
-      <w:r>
-        <w:rPr>
-          <w:rFonts w:ascii="Arial" w:hAnsi="Arial" w:cs="Arial"/>
-          <w:b/>
-        </w:rPr>
-        <w:t>upper</w:t>
-      </w:r>
-      <w:r>
-        <w:rPr>
-          <w:rFonts w:ascii="Arial" w:hAnsi="Arial" w:cs="Arial"/>
-          <w:b/>
-        </w:rPr>
-        <w:t xml:space="preserve"> }} {{ estudiante.segundo_nombre | default("") | </w:t>
-      </w:r>
-      <w:r>
-        <w:rPr>
-          <w:rFonts w:ascii="Arial" w:hAnsi="Arial" w:cs="Arial"/>
-          <w:b/>
-        </w:rPr>
-        <w:t>upper</w:t>
-      </w:r>
-      <w:r>
-        <w:rPr>
-          <w:rFonts w:ascii="Arial" w:hAnsi="Arial" w:cs="Arial"/>
-          <w:b/>
+          <w:spacing w:val="8"/>
+        </w:rPr>
+        <w:t>h</w:t>
+      </w:r>
+      <w:r>
+        <w:rPr>
+          <w:rFonts w:ascii="Arial" w:hAnsi="Arial" w:cs="Arial"/>
+          <w:spacing w:val="8"/>
+        </w:rPr>
+        <w:t>asta</w:t>
+      </w:r>
+      <w:r>
+        <w:rPr>
+          <w:rFonts w:ascii="Arial" w:hAnsi="Arial" w:cs="Arial"/>
+          <w:spacing w:val="8"/>
+        </w:rPr>
+        <w:t xml:space="preserve"> el día</w:t>
+      </w:r>
+      <w:r>
+        <w:rPr>
+          <w:rFonts w:ascii="Arial" w:hAnsi="Arial" w:cs="Arial"/>
+          <w:spacing w:val="8"/>
+        </w:rPr>
+        <w:t xml:space="preserve"> </w:t>
+      </w:r>
+      <w:r>
+        <w:rPr>
+          <w:rFonts w:ascii="Arial" w:hAnsi="Arial" w:cs="Arial"/>
+          <w:spacing w:val="8"/>
+        </w:rPr>
+        <w:t>{{ fina</w:t>
+      </w:r>
+      <w:r>
+        <w:rPr>
+          <w:rFonts w:ascii="Arial" w:hAnsi="Arial" w:cs="Arial"/>
+          <w:spacing w:val="8"/>
+        </w:rPr>
+        <w:t>l</w:t>
+      </w:r>
+      <w:r>
+        <w:rPr>
+          <w:rFonts w:ascii="Arial" w:hAnsi="Arial" w:cs="Arial"/>
+          <w:spacing w:val="8"/>
         </w:rPr>
         <w:t xml:space="preserve"> }}</w:t>
       </w:r>
@@ -850,133 +987,67 @@
           <w:rFonts w:ascii="Arial" w:hAnsi="Arial" w:cs="Arial"/>
           <w:spacing w:val="8"/>
         </w:rPr>
+        <w:t>,</w:t>
+      </w:r>
+      <w:r>
+        <w:rPr>
+          <w:rFonts w:ascii="Arial" w:hAnsi="Arial" w:cs="Arial"/>
+          <w:spacing w:val="8"/>
+        </w:rPr>
+        <w:t xml:space="preserve"> bajo</w:t>
+      </w:r>
+      <w:r>
+        <w:rPr>
+          <w:rFonts w:ascii="Arial" w:hAnsi="Arial" w:cs="Arial"/>
+          <w:spacing w:val="8"/>
+        </w:rPr>
+        <w:t xml:space="preserve"> la asesoría del Tutor Empresari</w:t>
+      </w:r>
+      <w:r>
+        <w:rPr>
+          <w:rFonts w:ascii="Arial" w:hAnsi="Arial" w:cs="Arial"/>
+          <w:spacing w:val="8"/>
+        </w:rPr>
+        <w:t>al</w:t>
+      </w:r>
+      <w:r>
+        <w:rPr>
+          <w:rFonts w:ascii="Arial" w:hAnsi="Arial" w:cs="Arial"/>
+          <w:spacing w:val="8"/>
+        </w:rPr>
         <w:t xml:space="preserve"> </w:t>
       </w:r>
       <w:r>
         <w:rPr>
           <w:rFonts w:ascii="Arial" w:hAnsi="Arial" w:cs="Arial"/>
           <w:spacing w:val="8"/>
-        </w:rPr>
-        <w:t>ha fo</w:t>
-      </w:r>
-      <w:r>
-        <w:rPr>
-          <w:rFonts w:ascii="Arial" w:hAnsi="Arial" w:cs="Arial"/>
-          <w:spacing w:val="8"/>
-        </w:rPr>
-        <w:t>rmalizado su inscripción en la fase de e</w:t>
-      </w:r>
-      <w:r>
-        <w:rPr>
-          <w:rFonts w:ascii="Arial" w:hAnsi="Arial" w:cs="Arial"/>
-          <w:spacing w:val="8"/>
-        </w:rPr>
-        <w:t>jecución</w:t>
-      </w:r>
-      <w:r>
-        <w:rPr>
-          <w:rFonts w:ascii="Arial" w:hAnsi="Arial" w:cs="Arial"/>
-          <w:spacing w:val="8"/>
-        </w:rPr>
-        <w:t xml:space="preserve"> de p</w:t>
-      </w:r>
-      <w:r>
-        <w:rPr>
-          <w:rFonts w:ascii="Arial" w:hAnsi="Arial" w:cs="Arial"/>
-          <w:spacing w:val="8"/>
-        </w:rPr>
-        <w:t>asantías</w:t>
-      </w:r>
-      <w:r>
-        <w:rPr>
-          <w:rFonts w:ascii="Arial" w:hAnsi="Arial" w:cs="Arial"/>
-          <w:spacing w:val="8"/>
-        </w:rPr>
-        <w:t xml:space="preserve">, </w:t>
-      </w:r>
-      <w:r>
-        <w:rPr>
-          <w:rFonts w:ascii="Arial" w:hAnsi="Arial" w:cs="Arial"/>
-          <w:spacing w:val="8"/>
-        </w:rPr>
-        <w:t xml:space="preserve">motivo por el cual se procedió </w:t>
-      </w:r>
-      <w:r>
-        <w:rPr>
-          <w:rFonts w:ascii="Arial" w:hAnsi="Arial" w:cs="Arial"/>
-          <w:spacing w:val="8"/>
-        </w:rPr>
-        <w:t xml:space="preserve">a la </w:t>
-      </w:r>
-      <w:r>
-        <w:rPr>
-          <w:rFonts w:ascii="Arial" w:hAnsi="Arial" w:cs="Arial"/>
-          <w:spacing w:val="8"/>
-        </w:rPr>
-        <w:t>apert</w:t>
-      </w:r>
-      <w:r>
-        <w:rPr>
-          <w:rFonts w:ascii="Arial" w:hAnsi="Arial" w:cs="Arial"/>
-          <w:spacing w:val="8"/>
-        </w:rPr>
-        <w:t>ur</w:t>
-      </w:r>
-      <w:r>
-        <w:rPr>
-          <w:rFonts w:ascii="Arial" w:hAnsi="Arial" w:cs="Arial"/>
-          <w:spacing w:val="8"/>
-        </w:rPr>
-        <w:t xml:space="preserve">a </w:t>
-      </w:r>
-      <w:r>
-        <w:rPr>
-          <w:rFonts w:ascii="Arial" w:hAnsi="Arial" w:cs="Arial"/>
-          <w:spacing w:val="8"/>
-        </w:rPr>
-        <w:t>d</w:t>
-      </w:r>
-      <w:r>
-        <w:rPr>
-          <w:rFonts w:ascii="Arial" w:hAnsi="Arial" w:cs="Arial"/>
-          <w:spacing w:val="8"/>
-        </w:rPr>
-        <w:t>el expediente académico respectivo y dejar por sent</w:t>
-      </w:r>
-      <w:r>
-        <w:rPr>
-          <w:rFonts w:ascii="Arial" w:hAnsi="Arial" w:cs="Arial"/>
-          <w:spacing w:val="8"/>
-        </w:rPr>
-        <w:t>ado el inicio de la mencionada f</w:t>
-      </w:r>
-      <w:r>
-        <w:rPr>
-          <w:rFonts w:ascii="Arial" w:hAnsi="Arial" w:cs="Arial"/>
-          <w:spacing w:val="8"/>
-        </w:rPr>
-        <w:t>a</w:t>
-      </w:r>
-      <w:r>
-        <w:rPr>
-          <w:rFonts w:ascii="Arial" w:hAnsi="Arial" w:cs="Arial"/>
-          <w:spacing w:val="8"/>
-        </w:rPr>
-        <w:t>se, cuyas Sub-fas</w:t>
-      </w:r>
-      <w:r>
-        <w:rPr>
-          <w:rFonts w:ascii="Arial" w:hAnsi="Arial" w:cs="Arial"/>
-          <w:spacing w:val="8"/>
-        </w:rPr>
-        <w:t>es: Inducción y Desempeño de Actividades cumpl</w:t>
-      </w:r>
-      <w:r>
-        <w:rPr>
-          <w:rFonts w:ascii="Arial" w:hAnsi="Arial" w:cs="Arial"/>
-          <w:spacing w:val="8"/>
-        </w:rPr>
-        <w:t>irá en la organización productiva</w:t>
+          <w:u w:val="single"/>
+        </w:rPr>
+        <w:t>{{tutor_empresarial|</w:t>
+      </w:r>
+      <w:r>
+        <w:rPr>
+          <w:rFonts w:ascii="Arial" w:hAnsi="Arial" w:cs="Arial"/>
+          <w:spacing w:val="8"/>
+          <w:u w:val="single"/>
+        </w:rPr>
+        <w:t>completo|</w:t>
+      </w:r>
+      <w:r>
+        <w:rPr>
+          <w:rFonts w:ascii="Arial" w:hAnsi="Arial" w:cs="Arial"/>
+          <w:spacing w:val="8"/>
+          <w:u w:val="single"/>
+        </w:rPr>
+        <w:t>capitalize</w:t>
+      </w:r>
+      <w:r>
+        <w:rPr>
+          <w:rFonts w:ascii="Arial" w:hAnsi="Arial" w:cs="Arial"/>
+          <w:spacing w:val="8"/>
+          <w:u w:val="single"/>
+        </w:rPr>
+        <w:t>}}</w:t>
       </w:r>
       <w:r>
         <w:rPr>
@@ -988,203 +1059,20 @@
       <w:r>
         <w:rPr>
           <w:rFonts w:ascii="Arial" w:hAnsi="Arial" w:cs="Arial"/>
-          <w:b/>
-        </w:rPr>
-        <w:t>{{ empresa.razon_social</w:t>
-      </w:r>
-      <w:r>
-        <w:rPr>
-          <w:rFonts w:ascii="Arial" w:hAnsi="Arial" w:cs="Arial"/>
-          <w:b/>
+          <w:spacing w:val="8"/>
+        </w:rPr>
+        <w:t>y</w:t>
+      </w:r>
+      <w:r>
+        <w:rPr>
+          <w:rFonts w:ascii="Arial" w:hAnsi="Arial" w:cs="Arial"/>
+          <w:spacing w:val="8"/>
         </w:rPr>
         <w:t xml:space="preserve"> </w:t>
       </w:r>
       <w:r>
         <w:rPr>
           <w:rFonts w:ascii="Arial" w:hAnsi="Arial" w:cs="Arial"/>
-          <w:b/>
-        </w:rPr>
-        <w:t xml:space="preserve"> |</w:t>
-      </w:r>
-      <w:r>
-        <w:rPr>
-          <w:rFonts w:ascii="Arial" w:hAnsi="Arial" w:cs="Arial"/>
-          <w:b/>
-        </w:rPr>
-        <w:t xml:space="preserve"> </w:t>
-      </w:r>
-      <w:r>
-        <w:rPr>
-          <w:rFonts w:ascii="Arial" w:hAnsi="Arial" w:cs="Arial"/>
-          <w:b/>
-        </w:rPr>
-        <w:t xml:space="preserve"> upper }}</w:t>
-      </w:r>
-      <w:r>
-        <w:rPr>
-          <w:rFonts w:ascii="Arial" w:hAnsi="Arial" w:cs="Arial"/>
-          <w:spacing w:val="8"/>
-        </w:rPr>
-        <w:t>, desde</w:t>
-      </w:r>
-      <w:r>
-        <w:rPr>
-          <w:rFonts w:ascii="Arial" w:hAnsi="Arial" w:cs="Arial"/>
-          <w:spacing w:val="8"/>
-        </w:rPr>
-        <w:t xml:space="preserve"> el </w:t>
-      </w:r>
-      <w:r>
-        <w:rPr>
-          <w:rFonts w:ascii="Arial" w:hAnsi="Arial" w:cs="Arial"/>
-          <w:spacing w:val="8"/>
-        </w:rPr>
-        <w:t xml:space="preserve">lapso comprendido entre el </w:t>
-      </w:r>
-      <w:r>
-        <w:rPr>
-          <w:rFonts w:ascii="Arial" w:hAnsi="Arial" w:cs="Arial"/>
-          <w:spacing w:val="8"/>
-        </w:rPr>
-        <w:t xml:space="preserve">{{ </w:t>
-      </w:r>
-      <w:r>
-        <w:rPr>
-          <w:rFonts w:ascii="Arial" w:hAnsi="Arial" w:cs="Arial"/>
-          <w:spacing w:val="8"/>
-        </w:rPr>
-        <w:t xml:space="preserve">lapso_academico </w:t>
-      </w:r>
-      <w:r>
-        <w:rPr>
-          <w:rFonts w:ascii="Arial" w:hAnsi="Arial" w:cs="Arial"/>
-          <w:spacing w:val="8"/>
-        </w:rPr>
-        <w:t>}}</w:t>
-      </w:r>
-      <w:r>
-        <w:rPr>
-          <w:rFonts w:ascii="Arial" w:hAnsi="Arial" w:cs="Arial"/>
-          <w:spacing w:val="8"/>
-        </w:rPr>
-        <w:t xml:space="preserve"> </w:t>
-      </w:r>
-      <w:r>
-        <w:rPr>
-          <w:rFonts w:ascii="Arial" w:hAnsi="Arial" w:cs="Arial"/>
-          <w:spacing w:val="8"/>
-        </w:rPr>
-        <w:t>h</w:t>
-      </w:r>
-      <w:r>
-        <w:rPr>
-          <w:rFonts w:ascii="Arial" w:hAnsi="Arial" w:cs="Arial"/>
-          <w:spacing w:val="8"/>
-        </w:rPr>
-        <w:t>asta</w:t>
-      </w:r>
-      <w:r>
-        <w:rPr>
-          <w:rFonts w:ascii="Arial" w:hAnsi="Arial" w:cs="Arial"/>
-          <w:spacing w:val="8"/>
-        </w:rPr>
-        <w:t xml:space="preserve"> el día</w:t>
-      </w:r>
-      <w:r>
-        <w:rPr>
-          <w:rFonts w:ascii="Arial" w:hAnsi="Arial" w:cs="Arial"/>
-          <w:spacing w:val="8"/>
-        </w:rPr>
-        <w:t xml:space="preserve"> </w:t>
-      </w:r>
-      <w:r>
-        <w:rPr>
-          <w:rFonts w:ascii="Arial" w:hAnsi="Arial" w:cs="Arial"/>
-          <w:spacing w:val="8"/>
-        </w:rPr>
-        <w:t>{{ fina</w:t>
-      </w:r>
-      <w:r>
-        <w:rPr>
-          <w:rFonts w:ascii="Arial" w:hAnsi="Arial" w:cs="Arial"/>
-          <w:spacing w:val="8"/>
-        </w:rPr>
-        <w:t>l</w:t>
-      </w:r>
-      <w:r>
-        <w:rPr>
-          <w:rFonts w:ascii="Arial" w:hAnsi="Arial" w:cs="Arial"/>
-          <w:spacing w:val="8"/>
-        </w:rPr>
-        <w:t xml:space="preserve"> }}</w:t>
-      </w:r>
-      <w:r>
-        <w:rPr>
-          <w:rFonts w:ascii="Arial" w:hAnsi="Arial" w:cs="Arial"/>
-          <w:spacing w:val="8"/>
-        </w:rPr>
-        <w:t>,</w:t>
-      </w:r>
-      <w:r>
-        <w:rPr>
-          <w:rFonts w:ascii="Arial" w:hAnsi="Arial" w:cs="Arial"/>
-          <w:spacing w:val="8"/>
-        </w:rPr>
-        <w:t xml:space="preserve"> bajo</w:t>
-      </w:r>
-      <w:r>
-        <w:rPr>
-          <w:rFonts w:ascii="Arial" w:hAnsi="Arial" w:cs="Arial"/>
-          <w:spacing w:val="8"/>
-        </w:rPr>
-        <w:t xml:space="preserve"> la asesoría del Tutor Empresari</w:t>
-      </w:r>
-      <w:r>
-        <w:rPr>
-          <w:rFonts w:ascii="Arial" w:hAnsi="Arial" w:cs="Arial"/>
-          <w:spacing w:val="8"/>
-        </w:rPr>
-        <w:t>al</w:t>
-      </w:r>
-      <w:r>
-        <w:rPr>
-          <w:rFonts w:ascii="Arial" w:hAnsi="Arial" w:cs="Arial"/>
-          <w:spacing w:val="8"/>
-        </w:rPr>
-        <w:t xml:space="preserve"> </w:t>
-      </w:r>
-      <w:r>
-        <w:rPr>
-          <w:rFonts w:ascii="Arial" w:hAnsi="Arial" w:cs="Arial"/>
-          <w:spacing w:val="8"/>
-        </w:rPr>
-        <w:t>{{ tutor_empresarial.primer_nombre | capitalize }} {{ tutor_empresarial.segundo_nombre | default(“”) | capitalize }} {{ tutor_empresarial.primer_apellido | capitalize }} {{ tutor_empresarial.segundo_apellido  | default(“”) | capitalize }}</w:t>
-      </w:r>
-      <w:r>
-        <w:rPr>
-          <w:rFonts w:ascii="Arial" w:hAnsi="Arial" w:cs="Arial"/>
-          <w:b/>
-          <w:spacing w:val="8"/>
-        </w:rPr>
-        <w:t xml:space="preserve"> </w:t>
-      </w:r>
-      <w:r>
-        <w:rPr>
-          <w:rFonts w:ascii="Arial" w:hAnsi="Arial" w:cs="Arial"/>
-          <w:spacing w:val="8"/>
-        </w:rPr>
-        <w:t>y</w:t>
-      </w:r>
-      <w:r>
-        <w:rPr>
-          <w:rFonts w:ascii="Arial" w:hAnsi="Arial" w:cs="Arial"/>
-          <w:spacing w:val="8"/>
-        </w:rPr>
-        <w:t xml:space="preserve"> </w:t>
-      </w:r>
-      <w:r>
-        <w:rPr>
-          <w:rFonts w:ascii="Arial" w:hAnsi="Arial" w:cs="Arial"/>
           <w:spacing w:val="8"/>
         </w:rPr>
         <w:t xml:space="preserve">el </w:t>
@@ -1208,156 +1096,21 @@
           <w:rFonts w:ascii="Arial" w:hAnsi="Arial" w:cs="Arial"/>
           <w:u w:val="single"/>
         </w:rPr>
-        <w:t xml:space="preserve">{{ </w:t>
+        <w:t>{{tutor_</w:t>
       </w:r>
       <w:r>
         <w:rPr>
           <w:rFonts w:ascii="Arial" w:hAnsi="Arial" w:cs="Arial"/>
           <w:u w:val="single"/>
         </w:rPr>
-        <w:t>tutor_academico</w:t>
+        <w:t>academico</w:t>
       </w:r>
       <w:r>
         <w:rPr>
           <w:rFonts w:ascii="Arial" w:hAnsi="Arial" w:cs="Arial"/>
           <w:u w:val="single"/>
         </w:rPr>
-        <w:t xml:space="preserve">.primer_nombre </w:t>
-      </w:r>
-      <w:r>
-        <w:rPr>
-          <w:rFonts w:ascii="Arial" w:hAnsi="Arial" w:cs="Arial"/>
-          <w:u w:val="single"/>
-        </w:rPr>
-        <w:t xml:space="preserve">| capitalize </w:t>
-      </w:r>
-      <w:r>
-        <w:rPr>
-          <w:rFonts w:ascii="Arial" w:hAnsi="Arial" w:cs="Arial"/>
-          <w:u w:val="single"/>
-        </w:rPr>
-        <w:t xml:space="preserve">}} {{ </w:t>
-      </w:r>
-      <w:r>
-        <w:rPr>
-          <w:rFonts w:ascii="Arial" w:hAnsi="Arial" w:cs="Arial"/>
-          <w:u w:val="single"/>
-        </w:rPr>
-        <w:t>tutor_academico</w:t>
-      </w:r>
-      <w:r>
-        <w:rPr>
-          <w:rFonts w:ascii="Arial" w:hAnsi="Arial" w:cs="Arial"/>
-          <w:u w:val="single"/>
-        </w:rPr>
-        <w:t>.segundo_nombre</w:t>
-      </w:r>
-      <w:r>
-        <w:rPr>
-          <w:rFonts w:ascii="Arial" w:hAnsi="Arial" w:cs="Arial"/>
-          <w:u w:val="single"/>
-        </w:rPr>
-        <w:t xml:space="preserve"> | default(“”)</w:t>
-      </w:r>
-      <w:r>
-        <w:rPr>
-          <w:rFonts w:ascii="Arial" w:hAnsi="Arial" w:cs="Arial"/>
-          <w:u w:val="single"/>
-        </w:rPr>
-        <w:t xml:space="preserve"> </w:t>
-      </w:r>
-      <w:r>
-        <w:rPr>
-          <w:rFonts w:ascii="Arial" w:hAnsi="Arial" w:cs="Arial"/>
-          <w:u w:val="single"/>
-        </w:rPr>
-        <w:t xml:space="preserve">| capitalize </w:t>
-      </w:r>
-      <w:r>
-        <w:rPr>
-          <w:rFonts w:ascii="Arial" w:hAnsi="Arial" w:cs="Arial"/>
-          <w:u w:val="single"/>
-        </w:rPr>
-        <w:t xml:space="preserve">}} {{ </w:t>
-      </w:r>
-      <w:r>
-        <w:rPr>
-          <w:rFonts w:ascii="Arial" w:hAnsi="Arial" w:cs="Arial"/>
-          <w:u w:val="single"/>
-        </w:rPr>
-        <w:lastRenderedPageBreak/>
-        <w:t>tutor_academico</w:t>
-      </w:r>
-      <w:r>
-        <w:rPr>
-          <w:rFonts w:ascii="Arial" w:hAnsi="Arial" w:cs="Arial"/>
-          <w:u w:val="single"/>
-        </w:rPr>
-        <w:t xml:space="preserve">.primer_apellido </w:t>
-      </w:r>
-      <w:r>
-        <w:rPr>
-          <w:rFonts w:ascii="Arial" w:hAnsi="Arial" w:cs="Arial"/>
-          <w:u w:val="single"/>
-        </w:rPr>
-        <w:t xml:space="preserve">| capitalize </w:t>
-      </w:r>
-      <w:r>
-        <w:rPr>
-          <w:rFonts w:ascii="Arial" w:hAnsi="Arial" w:cs="Arial"/>
-          <w:u w:val="single"/>
-        </w:rPr>
-        <w:t xml:space="preserve">}} {{ </w:t>
-      </w:r>
-      <w:r>
-        <w:rPr>
-          <w:rFonts w:ascii="Arial" w:hAnsi="Arial" w:cs="Arial"/>
-          <w:u w:val="single"/>
-        </w:rPr>
-        <w:t>tutor_academico</w:t>
-      </w:r>
-      <w:r>
-        <w:rPr>
-          <w:rFonts w:ascii="Arial" w:hAnsi="Arial" w:cs="Arial"/>
-          <w:u w:val="single"/>
-        </w:rPr>
-        <w:t xml:space="preserve">.segundo_apellido </w:t>
-      </w:r>
-      <w:r>
-        <w:rPr>
-          <w:rFonts w:ascii="Arial" w:hAnsi="Arial" w:cs="Arial"/>
-          <w:u w:val="single"/>
-        </w:rPr>
-        <w:t xml:space="preserve"> | default(“”)</w:t>
-      </w:r>
-      <w:r>
-        <w:rPr>
-          <w:rFonts w:ascii="Arial" w:hAnsi="Arial" w:cs="Arial"/>
-          <w:u w:val="single"/>
-        </w:rPr>
-        <w:t xml:space="preserve"> </w:t>
-      </w:r>
-      <w:r>
-        <w:rPr>
-          <w:rFonts w:ascii="Arial" w:hAnsi="Arial" w:cs="Arial"/>
-          <w:u w:val="single"/>
-        </w:rPr>
-        <w:t xml:space="preserve">| capitalize </w:t>
-      </w:r>
-      <w:r>
-        <w:rPr>
-          <w:rFonts w:ascii="Arial" w:hAnsi="Arial" w:cs="Arial"/>
-          <w:u w:val="single"/>
-        </w:rPr>
-        <w:t>}}</w:t>
-      </w:r>
-      <w:r>
-        <w:rPr>
-          <w:rFonts w:ascii="Arial" w:hAnsi="Arial" w:cs="Arial"/>
-          <w:b/>
-          <w:spacing w:val="8"/>
-        </w:rPr>
-        <w:t>.</w:t>
+        <w:t>|completo|capitalize}}</w:t>
       </w:r>
     </w:p>
     <w:p>
@@ -1427,7 +1180,7 @@
           <w:b/>
           <w:lang w:val="es-ES"/>
         </w:rPr>
-        <w:t xml:space="preserve"> _____________________</w:t>
+        <w:t>_____________________</w:t>
       </w:r>
       <w:r>
         <w:rPr>
@@ -1452,150 +1205,340 @@
         <w:rPr>
           <w:rFonts w:ascii="Arial" w:hAnsi="Arial" w:cs="Arial"/>
           <w:b/>
-          <w:lang w:val="es-ES"/>
         </w:rPr>
       </w:pPr>
       <w:r>
         <w:rPr>
           <w:rFonts w:ascii="Arial" w:hAnsi="Arial" w:cs="Arial"/>
           <w:b/>
-          <w:lang w:val="es-ES"/>
-        </w:rPr>
-        <w:t xml:space="preserve">          </w:t>
-      </w:r>
-      <w:r>
-        <w:rPr>
-          <w:rFonts w:ascii="Arial" w:hAnsi="Arial" w:cs="Arial"/>
-          <w:b/>
-          <w:lang w:val="es-ES"/>
-        </w:rPr>
-        <w:t xml:space="preserve">PASANTE                   </w:t>
-      </w:r>
-      <w:r>
-        <w:rPr>
-          <w:rFonts w:ascii="Arial" w:hAnsi="Arial" w:cs="Arial"/>
-          <w:b/>
-          <w:lang w:val="es-ES"/>
-        </w:rPr>
-        <w:t xml:space="preserve">                      </w:t>
-      </w:r>
-      <w:r>
-        <w:rPr>
-          <w:rFonts w:ascii="Arial" w:hAnsi="Arial" w:cs="Arial"/>
-          <w:b/>
-          <w:lang w:val="es-ES"/>
-        </w:rPr>
-        <w:t>{{</w:t>
-      </w:r>
-      <w:r>
-        <w:rPr>
-          <w:rFonts w:ascii="Arial" w:hAnsi="Arial" w:cs="Arial"/>
-          <w:b/>
-          <w:spacing w:val="8"/>
-        </w:rPr>
-        <w:t xml:space="preserve"> </w:t>
-      </w:r>
-      <w:r>
-        <w:rPr>
-          <w:rFonts w:ascii="Arial" w:hAnsi="Arial" w:cs="Arial"/>
-          <w:b/>
-          <w:spacing w:val="8"/>
-        </w:rPr>
-        <w:t>autoridad_firmante_1</w:t>
-      </w:r>
-      <w:r>
-        <w:rPr>
-          <w:rFonts w:ascii="Arial" w:hAnsi="Arial" w:cs="Arial"/>
-          <w:b/>
-          <w:spacing w:val="8"/>
-        </w:rPr>
-        <w:t xml:space="preserve"> | upper</w:t>
-      </w:r>
-      <w:r>
-        <w:rPr>
-          <w:rFonts w:ascii="Arial" w:hAnsi="Arial" w:cs="Arial"/>
-          <w:b/>
-          <w:lang w:val="es-ES"/>
-        </w:rPr>
-        <w:t>}}</w:t>
-      </w:r>
-    </w:p>
-    <w:p>
-      <w:pPr>
-        <w:jc w:val="center"/>
-        <w:rPr>
-          <w:rFonts w:ascii="Arial" w:hAnsi="Arial" w:cs="Arial"/>
-          <w:b/>
-        </w:rPr>
-      </w:pPr>
-      <w:r>
-        <w:rPr>
-          <w:rFonts w:ascii="Arial" w:hAnsi="Arial" w:cs="Arial"/>
-          <w:b/>
-          <w:lang w:val="es-ES"/>
-        </w:rPr>
-        <w:t xml:space="preserve">       C.I:</w:t>
-      </w:r>
-      <w:r>
-        <w:rPr>
-          <w:rFonts w:ascii="Arial" w:hAnsi="Arial" w:cs="Arial"/>
-          <w:b/>
-          <w:lang w:val="es-ES"/>
-        </w:rPr>
-        <w:t>{{estudiante.cedula}}</w:t>
-      </w:r>
-      <w:r>
-        <w:rPr>
-          <w:rFonts w:ascii="Arial" w:hAnsi="Arial" w:cs="Arial"/>
-          <w:b/>
-          <w:lang w:val="es-ES"/>
-        </w:rPr>
-        <w:t xml:space="preserve">                                              </w:t>
-      </w:r>
-      <w:r>
-        <w:rPr>
-          <w:rFonts w:ascii="Arial" w:hAnsi="Arial" w:cs="Arial"/>
-          <w:b/>
-          <w:lang w:val="es-ES"/>
-        </w:rPr>
-        <w:t>{{</w:t>
-      </w:r>
-      <w:r>
-        <w:t xml:space="preserve"> </w:t>
-      </w:r>
-      <w:r>
-        <w:rPr>
-          <w:rFonts w:ascii="Arial" w:hAnsi="Arial" w:cs="Arial"/>
-          <w:b/>
-          <w:lang w:val="es-ES"/>
-        </w:rPr>
-        <w:t>cargo_autoridad_firmante_1</w:t>
-      </w:r>
-      <w:r>
-        <w:rPr>
-          <w:rFonts w:ascii="Arial" w:hAnsi="Arial" w:cs="Arial"/>
-          <w:b/>
-          <w:lang w:val="es-ES"/>
-        </w:rPr>
-        <w:t xml:space="preserve"> | upper</w:t>
-      </w:r>
-      <w:r>
-        <w:rPr>
-          <w:rFonts w:ascii="Arial" w:hAnsi="Arial" w:cs="Arial"/>
-          <w:b/>
-        </w:rPr>
-        <w:t>}}</w:t>
-      </w:r>
-    </w:p>
-    <w:p>
-      <w:pPr>
-        <w:spacing w:line="360" w:lineRule="auto"/>
-        <w:jc w:val="center"/>
-        <w:rPr>
-          <w:rFonts w:ascii="Arial" w:hAnsi="Arial" w:cs="Arial"/>
-          <w:b/>
-        </w:rPr>
-      </w:pPr>
+          <w:noProof/>
+        </w:rPr>
+        <mc:AlternateContent>
+          <mc:Choice Requires="wps">
+            <w:drawing>
+              <wp:anchor distT="0" distB="0" distL="114300" distR="114300" simplePos="0" relativeHeight="251668480" behindDoc="0" locked="0" layoutInCell="1" allowOverlap="1" wp14:anchorId="40E613CE" wp14:editId="29798E7B">
+                <wp:simplePos x="0" y="0"/>
+                <wp:positionH relativeFrom="column">
+                  <wp:posOffset>2972435</wp:posOffset>
+                </wp:positionH>
+                <wp:positionV relativeFrom="paragraph">
+                  <wp:posOffset>5080</wp:posOffset>
+                </wp:positionV>
+                <wp:extent cx="2228850" cy="600075"/>
+                <wp:effectExtent l="0" t="0" r="0" b="9525"/>
+                <wp:wrapNone/>
+                <wp:docPr id="7" name="Cuadro de texto 7"/>
+                <wp:cNvGraphicFramePr/>
+                <a:graphic xmlns:a="http://schemas.openxmlformats.org/drawingml/2006/main">
+                  <a:graphicData uri="http://schemas.microsoft.com/office/word/2010/wordprocessingShape">
+                    <wps:wsp>
+                      <wps:cNvSpPr txBox="1"/>
+                      <wps:spPr>
+                        <a:xfrm>
+                          <a:off x="0" y="0"/>
+                          <a:ext cx="2228850" cy="600075"/>
+                        </a:xfrm>
+                        <a:prstGeom prst="rect">
+                          <a:avLst/>
+                        </a:prstGeom>
+                        <a:solidFill>
+                          <a:schemeClr val="lt1"/>
+                        </a:solidFill>
+                        <a:ln w="6350">
+                          <a:noFill/>
+                        </a:ln>
+                      </wps:spPr>
+                      <wps:txbx>
+                        <w:txbxContent>
+                          <w:p>
+                            <w:pPr>
+                              <w:rPr>
+                                <w:rFonts w:ascii="Arial" w:hAnsi="Arial" w:cs="Arial"/>
+                                <w:b/>
+                                <w:bCs/>
+                                <w:lang w:val="es-VE"/>
+                              </w:rPr>
+                            </w:pPr>
+                            <w:r>
+                              <w:rPr>
+                                <w:rFonts w:ascii="Arial" w:hAnsi="Arial" w:cs="Arial"/>
+                                <w:b/>
+                                <w:bCs/>
+                                <w:lang w:val="es-VE"/>
+                              </w:rPr>
+                              <w:t>{{autoridad_firmante_1</w:t>
+                            </w:r>
+                            <w:r>
+                              <w:rPr>
+                                <w:rFonts w:ascii="Arial" w:hAnsi="Arial" w:cs="Arial"/>
+                                <w:b/>
+                                <w:bCs/>
+                                <w:lang w:val="es-VE"/>
+                              </w:rPr>
+                              <w:t>|upper</w:t>
+                            </w:r>
+                            <w:r>
+                              <w:rPr>
+                                <w:rFonts w:ascii="Arial" w:hAnsi="Arial" w:cs="Arial"/>
+                                <w:b/>
+                                <w:bCs/>
+                                <w:lang w:val="es-VE"/>
+                              </w:rPr>
+                              <w:t>}}</w:t>
+                            </w:r>
+                          </w:p>
+                          <w:p>
+                            <w:pPr>
+                              <w:rPr>
+                                <w:rFonts w:ascii="Arial" w:hAnsi="Arial" w:cs="Arial"/>
+                                <w:b/>
+                                <w:bCs/>
+                                <w:lang w:val="es-VE"/>
+                              </w:rPr>
+                            </w:pPr>
+                            <w:r>
+                              <w:rPr>
+                                <w:rFonts w:ascii="Arial" w:hAnsi="Arial" w:cs="Arial"/>
+                                <w:b/>
+                                <w:bCs/>
+                                <w:lang w:val="es-VE"/>
+                              </w:rPr>
+                              <w:t>JEFE DPTO DE PASATIA</w:t>
+                            </w:r>
+                          </w:p>
+                        </w:txbxContent>
+                      </wps:txbx>
+                      <wps:bodyPr rot="0" spcFirstLastPara="0" vertOverflow="overflow" horzOverflow="overflow" vert="horz" wrap="square" lIns="91440" tIns="45720" rIns="91440" bIns="45720" numCol="1" spcCol="0" rtlCol="0" fromWordArt="0" anchor="t" anchorCtr="0" forceAA="0" compatLnSpc="1">
+                        <a:prstTxWarp prst="textNoShape">
+                          <a:avLst/>
+                        </a:prstTxWarp>
+                        <a:noAutofit/>
+                      </wps:bodyPr>
+                    </wps:wsp>
+                  </a:graphicData>
+                </a:graphic>
+                <wp14:sizeRelH relativeFrom="margin">
+                  <wp14:pctWidth>0</wp14:pctWidth>
+                </wp14:sizeRelH>
+              </wp:anchor>
+            </w:drawing>
+          </mc:Choice>
+          <mc:Fallback>
+            <w:pict>
+              <v:shape w14:anchorId="40E613CE" id="Cuadro de texto 7" o:spid="_x0000_s1028" type="#_x0000_t202" style="position:absolute;left:0;text-align:left;margin-left:234.05pt;margin-top:.4pt;width:175.5pt;height:47.25pt;z-index:251668480;visibility:visible;mso-wrap-style:square;mso-width-percent:0;mso-wrap-distance-left:9pt;mso-wrap-distance-top:0;mso-wrap-distance-right:9pt;mso-wrap-distance-bottom:0;mso-position-horizontal:absolute;mso-position-horizontal-relative:text;mso-position-vertical:absolute;mso-position-vertical-relative:text;mso-width-percent:0;mso-width-relative:margin;v-text-anchor:top" o:gfxdata="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" fillcolor="white [3201]" stroked="f" strokeweight=".5pt">
+                <v:textbox>
+                  <w:txbxContent>
+                    <w:p>
+                      <w:pPr>
+                        <w:rPr>
+                          <w:rFonts w:ascii="Arial" w:hAnsi="Arial" w:cs="Arial"/>
+                          <w:b/>
+                          <w:bCs/>
+                          <w:lang w:val="es-VE"/>
+                        </w:rPr>
+                      </w:pPr>
+                      <w:r>
+                        <w:rPr>
+                          <w:rFonts w:ascii="Arial" w:hAnsi="Arial" w:cs="Arial"/>
+                          <w:b/>
+                          <w:bCs/>
+                          <w:lang w:val="es-VE"/>
+                        </w:rPr>
+                        <w:t>{{autoridad_firmante_1</w:t>
+                      </w:r>
+                      <w:r>
+                        <w:rPr>
+                          <w:rFonts w:ascii="Arial" w:hAnsi="Arial" w:cs="Arial"/>
+                          <w:b/>
+                          <w:bCs/>
+                          <w:lang w:val="es-VE"/>
+                        </w:rPr>
+                        <w:t>|upper</w:t>
+                      </w:r>
+                      <w:r>
+                        <w:rPr>
+                          <w:rFonts w:ascii="Arial" w:hAnsi="Arial" w:cs="Arial"/>
+                          <w:b/>
+                          <w:bCs/>
+                          <w:lang w:val="es-VE"/>
+                        </w:rPr>
+                        <w:t>}}</w:t>
+                      </w:r>
+                    </w:p>
+                    <w:p>
+                      <w:pPr>
+                        <w:rPr>
+                          <w:rFonts w:ascii="Arial" w:hAnsi="Arial" w:cs="Arial"/>
+                          <w:b/>
+                          <w:bCs/>
+                          <w:lang w:val="es-VE"/>
+                        </w:rPr>
+                      </w:pPr>
+                      <w:r>
+                        <w:rPr>
+                          <w:rFonts w:ascii="Arial" w:hAnsi="Arial" w:cs="Arial"/>
+                          <w:b/>
+                          <w:bCs/>
+                          <w:lang w:val="es-VE"/>
+                        </w:rPr>
+                        <w:t>JEFE DPTO DE PASATIA</w:t>
+                      </w:r>
+                    </w:p>
+                  </w:txbxContent>
+                </v:textbox>
+              </v:shape>
+            </w:pict>
+          </mc:Fallback>
+        </mc:AlternateContent>
+      </w:r>
+      <w:r>
+        <w:rPr>
+          <w:rFonts w:ascii="Arial" w:hAnsi="Arial" w:cs="Arial"/>
+          <w:b/>
+          <w:noProof/>
+        </w:rPr>
+        <mc:AlternateContent>
+          <mc:Choice Requires="wps">
+            <w:drawing>
+              <wp:anchor distT="0" distB="0" distL="114300" distR="114300" simplePos="0" relativeHeight="251667456" behindDoc="0" locked="0" layoutInCell="1" allowOverlap="1" wp14:anchorId="78F13E56" wp14:editId="27317EBF">
+                <wp:simplePos x="0" y="0"/>
+                <wp:positionH relativeFrom="column">
+                  <wp:posOffset>67310</wp:posOffset>
+                </wp:positionH>
+                <wp:positionV relativeFrom="paragraph">
+                  <wp:posOffset>24130</wp:posOffset>
+                </wp:positionV>
+                <wp:extent cx="1619250" cy="800100"/>
+                <wp:effectExtent l="0" t="0" r="0" b="0"/>
+                <wp:wrapNone/>
+                <wp:docPr id="6" name="Cuadro de texto 6"/>
+                <wp:cNvGraphicFramePr/>
+                <a:graphic xmlns:a="http://schemas.openxmlformats.org/drawingml/2006/main">
+                  <a:graphicData uri="http://schemas.microsoft.com/office/word/2010/wordprocessingShape">
+                    <wps:wsp>
+                      <wps:cNvSpPr txBox="1"/>
+                      <wps:spPr>
+                        <a:xfrm>
+                          <a:off x="0" y="0"/>
+                          <a:ext cx="1619250" cy="800100"/>
+                        </a:xfrm>
+                        <a:prstGeom prst="rect">
+                          <a:avLst/>
+                        </a:prstGeom>
+                        <a:solidFill>
+                          <a:schemeClr val="lt1"/>
+                        </a:solidFill>
+                        <a:ln w="6350">
+                          <a:noFill/>
+                        </a:ln>
+                      </wps:spPr>
+                      <wps:txbx>
+                        <w:txbxContent>
+                          <w:p>
+                            <w:pPr>
+                              <w:rPr>
+                                <w:rFonts w:ascii="Arial" w:hAnsi="Arial" w:cs="Arial"/>
+                                <w:b/>
+                                <w:bCs/>
+                                <w:lang w:val="es-VE"/>
+                              </w:rPr>
+                            </w:pPr>
+                            <w:r>
+                              <w:rPr>
+                                <w:rFonts w:ascii="Arial" w:hAnsi="Arial" w:cs="Arial"/>
+                                <w:b/>
+                                <w:bCs/>
+                                <w:lang w:val="es-VE"/>
+                              </w:rPr>
+                              <w:t>PASANTE</w:t>
+                            </w:r>
+                          </w:p>
+                          <w:p>
+                            <w:pPr>
+                              <w:rPr>
+                                <w:rFonts w:ascii="Arial" w:hAnsi="Arial" w:cs="Arial"/>
+                                <w:b/>
+                                <w:bCs/>
+                                <w:lang w:val="es-VE"/>
+                              </w:rPr>
+                            </w:pPr>
+                            <w:r>
+                              <w:rPr>
+                                <w:rFonts w:ascii="Arial" w:hAnsi="Arial" w:cs="Arial"/>
+                                <w:b/>
+                                <w:bCs/>
+                                <w:lang w:val="es-VE"/>
+                              </w:rPr>
+                              <w:t>C.I:{{estudiante.cedula|miles}}</w:t>
+                            </w:r>
+                          </w:p>
+                        </w:txbxContent>
+                      </wps:txbx>
+                      <wps:bodyPr rot="0" spcFirstLastPara="0" vertOverflow="overflow" horzOverflow="overflow" vert="horz" wrap="square" lIns="91440" tIns="45720" rIns="91440" bIns="45720" numCol="1" spcCol="0" rtlCol="0" fromWordArt="0" anchor="t" anchorCtr="0" forceAA="0" compatLnSpc="1">
+                        <a:prstTxWarp prst="textNoShape">
+                          <a:avLst/>
+                        </a:prstTxWarp>
+                        <a:noAutofit/>
+                      </wps:bodyPr>
+                    </wps:wsp>
+                  </a:graphicData>
+                </a:graphic>
+                <wp14:sizeRelV relativeFrom="margin">
+                  <wp14:pctHeight>0</wp14:pctHeight>
+                </wp14:sizeRelV>
+              </wp:anchor>
+            </w:drawing>
+          </mc:Choice>
+          <mc:Fallback>
+            <w:pict>
+              <v:shape w14:anchorId="78F13E56" id="Cuadro de texto 6" o:spid="_x0000_s1029" type="#_x0000_t202" style="position:absolute;left:0;text-align:left;margin-left:5.3pt;margin-top:1.9pt;width:127.5pt;height:63pt;z-index:251667456;visibility:visible;mso-wrap-style:square;mso-height-percent:0;mso-wrap-distance-left:9pt;mso-wrap-distance-top:0;mso-wrap-distance-right:9pt;mso-wrap-distance-bottom:0;mso-position-horizontal:absolute;mso-position-horizontal-relative:text;mso-position-vertical:absolute;mso-position-vertical-relative:text;mso-height-percent:0;mso-height-relative:margin;v-text-anchor:top" o:gfxdata="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" fillcolor="white [3201]" stroked="f" strokeweight=".5pt">
+                <v:textbox>
+                  <w:txbxContent>
+                    <w:p>
+                      <w:pPr>
+                        <w:rPr>
+                          <w:rFonts w:ascii="Arial" w:hAnsi="Arial" w:cs="Arial"/>
+                          <w:b/>
+                          <w:bCs/>
+                          <w:lang w:val="es-VE"/>
+                        </w:rPr>
+                      </w:pPr>
+                      <w:r>
+                        <w:rPr>
+                          <w:rFonts w:ascii="Arial" w:hAnsi="Arial" w:cs="Arial"/>
+                          <w:b/>
+                          <w:bCs/>
+                          <w:lang w:val="es-VE"/>
+                        </w:rPr>
+                        <w:t>PASANTE</w:t>
+                      </w:r>
+                    </w:p>
+                    <w:p>
+                      <w:pPr>
+                        <w:rPr>
+                          <w:rFonts w:ascii="Arial" w:hAnsi="Arial" w:cs="Arial"/>
+                          <w:b/>
+                          <w:bCs/>
+                          <w:lang w:val="es-VE"/>
+                        </w:rPr>
+                      </w:pPr>
+                      <w:r>
+                        <w:rPr>
+                          <w:rFonts w:ascii="Arial" w:hAnsi="Arial" w:cs="Arial"/>
+                          <w:b/>
+                          <w:bCs/>
+                          <w:lang w:val="es-VE"/>
+                        </w:rPr>
+                        <w:t>C.I:{{estudiante.cedula|miles}}</w:t>
+                      </w:r>
+                    </w:p>
+                  </w:txbxContent>
+                </v:textbox>
+              </v:shape>
+            </w:pict>
+          </mc:Fallback>
+        </mc:AlternateContent>
+      </w:r>
       <w:r>
         <w:rPr>
           <w:rFonts w:ascii="Arial" w:hAnsi="Arial" w:cs="Arial"/>
@@ -1741,7 +1684,7 @@
           </mc:Choice>
           <mc:Fallback>
             <w:pict>
-              <v:shape w14:anchorId="780CF10E" id="Cuadro de texto 4" o:spid="_x0000_s1028" type="#_x0000_t202" style="position:absolute;margin-left:0;margin-top:88.8pt;width:483pt;height:19.5pt;z-index:251664384;visibility:visible;mso-wrap-style:square;mso-wrap-distance-left:9pt;mso-wrap-distance-top:0;mso-wrap-distance-right:9pt;mso-wrap-distance-bottom:0;mso-position-horizontal:center;mso-position-horizontal-relative:margin;mso-position-vertical:absolute;mso-position-vertical-relative:text;v-text-anchor:top" o:gfxdata="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" filled="f" stroked="f" strokeweight=".5pt">
+              <v:shape w14:anchorId="780CF10E" id="Cuadro de texto 4" o:spid="_x0000_s1030" type="#_x0000_t202" style="position:absolute;margin-left:0;margin-top:88.8pt;width:483pt;height:19.5pt;z-index:251664384;visibility:visible;mso-wrap-style:square;mso-wrap-distance-left:9pt;mso-wrap-distance-top:0;mso-wrap-distance-right:9pt;mso-wrap-distance-bottom:0;mso-position-horizontal:center;mso-position-horizontal-relative:margin;mso-position-vertical:absolute;mso-position-vertical-relative:text;v-text-anchor:top" o:gfxdata="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" filled="f" stroked="f" strokeweight=".5pt">
                 <v:textbox>
                   <w:txbxContent>
                     <w:p>
@@ -2025,6 +1968,7 @@
     <w:lsdException w:name="HTML Sample" w:semiHidden="1" w:unhideWhenUsed="1"/>
     <w:lsdException w:name="HTML Typewriter" w:semiHidden="1" w:unhideWhenUsed="1"/>
     <w:lsdException w:name="HTML Variable" w:semiHidden="1" w:unhideWhenUsed="1"/>
+    <w:lsdException w:name="Normal Table" w:semiHidden="1" w:unhideWhenUsed="1"/>
     <w:lsdException w:name="annotation subject" w:semiHidden="1" w:unhideWhenUsed="1"/>
     <w:lsdException w:name="No List" w:semiHidden="1" w:unhideWhenUsed="1"/>
     <w:lsdException w:name="Outline List 1" w:semiHidden="1" w:unhideWhenUsed="1"/>
@@ -2067,8 +2011,11 @@
     <w:lsdException w:name="Table Contemporary" w:semiHidden="1" w:unhideWhenUsed="1"/>
     <w:lsdException w:name="Table Elegant" w:semiHidden="1" w:unhideWhenUsed="1"/>
     <w:lsdException w:name="Table Professional" w:semiHidden="1" w:unhideWhenUsed="1"/>
+    <w:lsdException w:name="Table Subtle 1" w:semiHidden="1" w:unhideWhenUsed="1"/>
     <w:lsdException w:name="Table Subtle 2" w:semiHidden="1" w:unhideWhenUsed="1"/>
     <w:lsdException w:name="Table Web 1" w:semiHidden="1" w:unhideWhenUsed="1"/>
+    <w:lsdException w:name="Table Web 2" w:semiHidden="1" w:unhideWhenUsed="1"/>
+    <w:lsdException w:name="Table Web 3" w:semiHidden="1" w:unhideWhenUsed="1"/>
     <w:lsdException w:name="Balloon Text" w:semiHidden="1" w:unhideWhenUsed="1"/>
     <w:lsdException w:name="Table Theme" w:semiHidden="1" w:unhideWhenUsed="1"/>
     <w:lsdException w:name="Placeholder Text" w:semiHidden="1" w:uiPriority="99"/>
